--- a/flow/20230914_vu_template/drafts/2024-11-u/08-ПТ-Михаїла.docx
+++ b/flow/20230914_vu_template/drafts/2024-11-u/08-ПТ-Михаїла.docx
@@ -11582,11 +11582,22 @@
           <w:color w:val="000000"/>
           <w:sz w:val="24"/>
         </w:rPr>
-        <w:t>Го</w:t>
-      </w:r>
-      <w:r>
-        <w:rPr>
-          <w:rFonts w:ascii="Times New Roman" w:hAnsi="Times New Roman"/>
+        <w:t xml:space="preserve">Го́споди, взива́ю я до Те́бе, ви́слухай мене́.* </w:t>
+      </w:r>
+      <w:r>
+        <w:rPr>
+          <w:rFonts w:ascii="Times New Roman" w:hAnsi="Times New Roman"/>
+          <w:b/>
+          <w:color w:val="000000"/>
+          <w:sz w:val="24"/>
+        </w:rPr>
+        <w:t>Ви</w:t>
+      </w:r>
+      <w:r>
+        <w:rPr>
+          <w:rFonts w:ascii="Times New Roman" w:hAnsi="Times New Roman"/>
+          <w:b/>
+          <w:color w:val="000000"/>
           <w:sz w:val="24"/>
         </w:rPr>
         <w:t>́</w:t>
@@ -11598,7 +11609,7 @@
           <w:color w:val="000000"/>
           <w:sz w:val="24"/>
         </w:rPr>
-        <w:t>споди,</w:t>
+        <w:t>слухай мене</w:t>
       </w:r>
       <w:r>
         <w:rPr>
@@ -11607,7 +11618,7 @@
           <w:color w:val="000000"/>
           <w:sz w:val="24"/>
         </w:rPr>
-        <w:t xml:space="preserve"> </w:t>
+        <w:t>́</w:t>
       </w:r>
       <w:r>
         <w:rPr>
@@ -11616,11 +11627,13 @@
           <w:color w:val="000000"/>
           <w:sz w:val="24"/>
         </w:rPr>
-        <w:t>взива</w:t>
-      </w:r>
-      <w:r>
-        <w:rPr>
-          <w:rFonts w:ascii="Times New Roman" w:hAnsi="Times New Roman"/>
+        <w:t>, Го</w:t>
+      </w:r>
+      <w:r>
+        <w:rPr>
+          <w:rFonts w:ascii="Times New Roman" w:hAnsi="Times New Roman"/>
+          <w:b/>
+          <w:color w:val="000000"/>
           <w:sz w:val="24"/>
         </w:rPr>
         <w:t>́</w:t>
@@ -11632,7 +11645,7 @@
           <w:color w:val="000000"/>
           <w:sz w:val="24"/>
         </w:rPr>
-        <w:t>ю</w:t>
+        <w:t>споди.* Го</w:t>
       </w:r>
       <w:r>
         <w:rPr>
@@ -11641,7 +11654,7 @@
           <w:color w:val="000000"/>
           <w:sz w:val="24"/>
         </w:rPr>
-        <w:t xml:space="preserve"> </w:t>
+        <w:t>́</w:t>
       </w:r>
       <w:r>
         <w:rPr>
@@ -11650,7 +11663,7 @@
           <w:color w:val="000000"/>
           <w:sz w:val="24"/>
         </w:rPr>
-        <w:t>я</w:t>
+        <w:t>споди, взива</w:t>
       </w:r>
       <w:r>
         <w:rPr>
@@ -11659,7 +11672,7 @@
           <w:color w:val="000000"/>
           <w:sz w:val="24"/>
         </w:rPr>
-        <w:t xml:space="preserve"> </w:t>
+        <w:t>́</w:t>
       </w:r>
       <w:r>
         <w:rPr>
@@ -11668,7 +11681,7 @@
           <w:color w:val="000000"/>
           <w:sz w:val="24"/>
         </w:rPr>
-        <w:t>до</w:t>
+        <w:t>ю я до Те</w:t>
       </w:r>
       <w:r>
         <w:rPr>
@@ -11677,7 +11690,7 @@
           <w:color w:val="000000"/>
           <w:sz w:val="24"/>
         </w:rPr>
-        <w:t xml:space="preserve"> </w:t>
+        <w:t>́</w:t>
       </w:r>
       <w:r>
         <w:rPr>
@@ -11686,11 +11699,13 @@
           <w:color w:val="000000"/>
           <w:sz w:val="24"/>
         </w:rPr>
-        <w:t>Те</w:t>
-      </w:r>
-      <w:r>
-        <w:rPr>
-          <w:rFonts w:ascii="Times New Roman" w:hAnsi="Times New Roman"/>
+        <w:t>бе, ви</w:t>
+      </w:r>
+      <w:r>
+        <w:rPr>
+          <w:rFonts w:ascii="Times New Roman" w:hAnsi="Times New Roman"/>
+          <w:b/>
+          <w:color w:val="000000"/>
           <w:sz w:val="24"/>
         </w:rPr>
         <w:t>́</w:t>
@@ -11702,7 +11717,7 @@
           <w:color w:val="000000"/>
           <w:sz w:val="24"/>
         </w:rPr>
-        <w:t>бе,</w:t>
+        <w:t>слухай мене</w:t>
       </w:r>
       <w:r>
         <w:rPr>
@@ -11711,7 +11726,7 @@
           <w:color w:val="000000"/>
           <w:sz w:val="24"/>
         </w:rPr>
-        <w:t xml:space="preserve"> </w:t>
+        <w:t>́</w:t>
       </w:r>
       <w:r>
         <w:rPr>
@@ -11720,11 +11735,13 @@
           <w:color w:val="000000"/>
           <w:sz w:val="24"/>
         </w:rPr>
-        <w:t>ви</w:t>
-      </w:r>
-      <w:r>
-        <w:rPr>
-          <w:rFonts w:ascii="Times New Roman" w:hAnsi="Times New Roman"/>
+        <w:t>.* Почу</w:t>
+      </w:r>
+      <w:r>
+        <w:rPr>
+          <w:rFonts w:ascii="Times New Roman" w:hAnsi="Times New Roman"/>
+          <w:b/>
+          <w:color w:val="000000"/>
           <w:sz w:val="24"/>
         </w:rPr>
         <w:t>́</w:t>
@@ -11736,7 +11753,7 @@
           <w:color w:val="000000"/>
           <w:sz w:val="24"/>
         </w:rPr>
-        <w:t>слухай</w:t>
+        <w:t>й го</w:t>
       </w:r>
       <w:r>
         <w:rPr>
@@ -11745,7 +11762,7 @@
           <w:color w:val="000000"/>
           <w:sz w:val="24"/>
         </w:rPr>
-        <w:t xml:space="preserve"> </w:t>
+        <w:t>́</w:t>
       </w:r>
       <w:r>
         <w:rPr>
@@ -11754,11 +11771,13 @@
           <w:color w:val="000000"/>
           <w:sz w:val="24"/>
         </w:rPr>
-        <w:t>мене</w:t>
-      </w:r>
-      <w:r>
-        <w:rPr>
-          <w:rFonts w:ascii="Times New Roman" w:hAnsi="Times New Roman"/>
+        <w:t>лос молі</w:t>
+      </w:r>
+      <w:r>
+        <w:rPr>
+          <w:rFonts w:ascii="Times New Roman" w:hAnsi="Times New Roman"/>
+          <w:b/>
+          <w:color w:val="000000"/>
           <w:sz w:val="24"/>
         </w:rPr>
         <w:t>́</w:t>
@@ -11770,7 +11789,7 @@
           <w:color w:val="000000"/>
           <w:sz w:val="24"/>
         </w:rPr>
-        <w:t>.*</w:t>
+        <w:t>ння мого</w:t>
       </w:r>
       <w:r>
         <w:rPr>
@@ -11779,7 +11798,7 @@
           <w:color w:val="000000"/>
           <w:sz w:val="24"/>
         </w:rPr>
-        <w:t xml:space="preserve"> </w:t>
+        <w:t>́</w:t>
       </w:r>
       <w:r>
         <w:rPr>
@@ -11788,11 +11807,343 @@
           <w:color w:val="000000"/>
           <w:sz w:val="24"/>
         </w:rPr>
+        <w:t>,* коли</w:t>
+      </w:r>
+      <w:r>
+        <w:rPr>
+          <w:rFonts w:ascii="Times New Roman" w:hAnsi="Times New Roman"/>
+          <w:b/>
+          <w:color w:val="000000"/>
+          <w:sz w:val="24"/>
+        </w:rPr>
+        <w:t>́</w:t>
+      </w:r>
+      <w:r>
+        <w:rPr>
+          <w:rFonts w:ascii="Times New Roman" w:hAnsi="Times New Roman"/>
+          <w:b/>
+          <w:color w:val="000000"/>
+          <w:sz w:val="24"/>
+        </w:rPr>
+        <w:t xml:space="preserve"> взива</w:t>
+      </w:r>
+      <w:r>
+        <w:rPr>
+          <w:rFonts w:ascii="Times New Roman" w:hAnsi="Times New Roman"/>
+          <w:b/>
+          <w:color w:val="000000"/>
+          <w:sz w:val="24"/>
+        </w:rPr>
+        <w:t>́</w:t>
+      </w:r>
+      <w:r>
+        <w:rPr>
+          <w:rFonts w:ascii="Times New Roman" w:hAnsi="Times New Roman"/>
+          <w:b/>
+          <w:color w:val="000000"/>
+          <w:sz w:val="24"/>
+        </w:rPr>
+        <w:t>ю до Те</w:t>
+      </w:r>
+      <w:r>
+        <w:rPr>
+          <w:rFonts w:ascii="Times New Roman" w:hAnsi="Times New Roman"/>
+          <w:b/>
+          <w:color w:val="000000"/>
+          <w:sz w:val="24"/>
+        </w:rPr>
+        <w:t>́</w:t>
+      </w:r>
+      <w:r>
+        <w:rPr>
+          <w:rFonts w:ascii="Times New Roman" w:hAnsi="Times New Roman"/>
+          <w:b/>
+          <w:color w:val="000000"/>
+          <w:sz w:val="24"/>
+        </w:rPr>
+        <w:t>бе.* Ви</w:t>
+      </w:r>
+      <w:r>
+        <w:rPr>
+          <w:rFonts w:ascii="Times New Roman" w:hAnsi="Times New Roman"/>
+          <w:b/>
+          <w:color w:val="000000"/>
+          <w:sz w:val="24"/>
+        </w:rPr>
+        <w:t>́</w:t>
+      </w:r>
+      <w:r>
+        <w:rPr>
+          <w:rFonts w:ascii="Times New Roman" w:hAnsi="Times New Roman"/>
+          <w:b/>
+          <w:color w:val="000000"/>
+          <w:sz w:val="24"/>
+        </w:rPr>
+        <w:t>слухай мене</w:t>
+      </w:r>
+      <w:r>
+        <w:rPr>
+          <w:rFonts w:ascii="Times New Roman" w:hAnsi="Times New Roman"/>
+          <w:b/>
+          <w:color w:val="000000"/>
+          <w:sz w:val="24"/>
+        </w:rPr>
+        <w:t>́</w:t>
+      </w:r>
+      <w:r>
+        <w:rPr>
+          <w:rFonts w:ascii="Times New Roman" w:hAnsi="Times New Roman"/>
+          <w:b/>
+          <w:color w:val="000000"/>
+          <w:sz w:val="24"/>
+        </w:rPr>
+        <w:t>, Го</w:t>
+      </w:r>
+      <w:r>
+        <w:rPr>
+          <w:rFonts w:ascii="Times New Roman" w:hAnsi="Times New Roman"/>
+          <w:b/>
+          <w:color w:val="000000"/>
+          <w:sz w:val="24"/>
+        </w:rPr>
+        <w:t>́</w:t>
+      </w:r>
+      <w:r>
+        <w:rPr>
+          <w:rFonts w:ascii="Times New Roman" w:hAnsi="Times New Roman"/>
+          <w:b/>
+          <w:color w:val="000000"/>
+          <w:sz w:val="24"/>
+        </w:rPr>
+        <w:t>споди.</w:t>
+      </w:r>
+    </w:p>
+    <w:p>
+      <w:pPr>
+        <w:pStyle w:val="Normal"/>
+        <w:spacing w:after="120"/>
+      </w:pPr>
+      <w:r>
+        <w:rPr>
+          <w:rFonts w:ascii="Times New Roman" w:hAnsi="Times New Roman"/>
+          <w:b/>
+          <w:color w:val="000000"/>
+          <w:sz w:val="24"/>
+        </w:rPr>
+        <w:t>Неха</w:t>
+      </w:r>
+      <w:r>
+        <w:rPr>
+          <w:rFonts w:ascii="Times New Roman" w:hAnsi="Times New Roman"/>
+          <w:b/>
+          <w:color w:val="000000"/>
+          <w:sz w:val="24"/>
+        </w:rPr>
+        <w:t>́</w:t>
+      </w:r>
+      <w:r>
+        <w:rPr>
+          <w:rFonts w:ascii="Times New Roman" w:hAnsi="Times New Roman"/>
+          <w:b/>
+          <w:color w:val="000000"/>
+          <w:sz w:val="24"/>
+        </w:rPr>
+        <w:t>й піднесе</w:t>
+      </w:r>
+      <w:r>
+        <w:rPr>
+          <w:rFonts w:ascii="Times New Roman" w:hAnsi="Times New Roman"/>
+          <w:b/>
+          <w:color w:val="000000"/>
+          <w:sz w:val="24"/>
+        </w:rPr>
+        <w:t>́</w:t>
+      </w:r>
+      <w:r>
+        <w:rPr>
+          <w:rFonts w:ascii="Times New Roman" w:hAnsi="Times New Roman"/>
+          <w:b/>
+          <w:color w:val="000000"/>
+          <w:sz w:val="24"/>
+        </w:rPr>
+        <w:t>ться моли</w:t>
+      </w:r>
+      <w:r>
+        <w:rPr>
+          <w:rFonts w:ascii="Times New Roman" w:hAnsi="Times New Roman"/>
+          <w:b/>
+          <w:color w:val="000000"/>
+          <w:sz w:val="24"/>
+        </w:rPr>
+        <w:t>́</w:t>
+      </w:r>
+      <w:r>
+        <w:rPr>
+          <w:rFonts w:ascii="Times New Roman" w:hAnsi="Times New Roman"/>
+          <w:b/>
+          <w:color w:val="000000"/>
+          <w:sz w:val="24"/>
+        </w:rPr>
+        <w:t>тва моя</w:t>
+      </w:r>
+      <w:r>
+        <w:rPr>
+          <w:rFonts w:ascii="Times New Roman" w:hAnsi="Times New Roman"/>
+          <w:b/>
+          <w:color w:val="000000"/>
+          <w:sz w:val="24"/>
+        </w:rPr>
+        <w:t>́</w:t>
+      </w:r>
+      <w:r>
+        <w:rPr>
+          <w:rFonts w:ascii="Times New Roman" w:hAnsi="Times New Roman"/>
+          <w:b/>
+          <w:color w:val="000000"/>
+          <w:sz w:val="24"/>
+        </w:rPr>
+        <w:t>,* мов кади</w:t>
+      </w:r>
+      <w:r>
+        <w:rPr>
+          <w:rFonts w:ascii="Times New Roman" w:hAnsi="Times New Roman"/>
+          <w:b/>
+          <w:color w:val="000000"/>
+          <w:sz w:val="24"/>
+        </w:rPr>
+        <w:t>́</w:t>
+      </w:r>
+      <w:r>
+        <w:rPr>
+          <w:rFonts w:ascii="Times New Roman" w:hAnsi="Times New Roman"/>
+          <w:b/>
+          <w:color w:val="000000"/>
+          <w:sz w:val="24"/>
+        </w:rPr>
+        <w:t>ло пе</w:t>
+      </w:r>
+      <w:r>
+        <w:rPr>
+          <w:rFonts w:ascii="Times New Roman" w:hAnsi="Times New Roman"/>
+          <w:b/>
+          <w:color w:val="000000"/>
+          <w:sz w:val="24"/>
+        </w:rPr>
+        <w:t>́</w:t>
+      </w:r>
+      <w:r>
+        <w:rPr>
+          <w:rFonts w:ascii="Times New Roman" w:hAnsi="Times New Roman"/>
+          <w:b/>
+          <w:color w:val="000000"/>
+          <w:sz w:val="24"/>
+        </w:rPr>
+        <w:t>ред Тобо</w:t>
+      </w:r>
+      <w:r>
+        <w:rPr>
+          <w:rFonts w:ascii="Times New Roman" w:hAnsi="Times New Roman"/>
+          <w:b/>
+          <w:color w:val="000000"/>
+          <w:sz w:val="24"/>
+        </w:rPr>
+        <w:t>́</w:t>
+      </w:r>
+      <w:r>
+        <w:rPr>
+          <w:rFonts w:ascii="Times New Roman" w:hAnsi="Times New Roman"/>
+          <w:b/>
+          <w:color w:val="000000"/>
+          <w:sz w:val="24"/>
+        </w:rPr>
+        <w:t>ю;* підно</w:t>
+      </w:r>
+      <w:r>
+        <w:rPr>
+          <w:rFonts w:ascii="Times New Roman" w:hAnsi="Times New Roman"/>
+          <w:b/>
+          <w:color w:val="000000"/>
+          <w:sz w:val="24"/>
+        </w:rPr>
+        <w:t>́</w:t>
+      </w:r>
+      <w:r>
+        <w:rPr>
+          <w:rFonts w:ascii="Times New Roman" w:hAnsi="Times New Roman"/>
+          <w:b/>
+          <w:color w:val="000000"/>
+          <w:sz w:val="24"/>
+        </w:rPr>
+        <w:t>шення рук мої</w:t>
+      </w:r>
+      <w:r>
+        <w:rPr>
+          <w:rFonts w:ascii="Times New Roman" w:hAnsi="Times New Roman"/>
+          <w:b/>
+          <w:color w:val="000000"/>
+          <w:sz w:val="24"/>
+        </w:rPr>
+        <w:t>́</w:t>
+      </w:r>
+      <w:r>
+        <w:rPr>
+          <w:rFonts w:ascii="Times New Roman" w:hAnsi="Times New Roman"/>
+          <w:b/>
+          <w:color w:val="000000"/>
+          <w:sz w:val="24"/>
+        </w:rPr>
+        <w:t>х,* як же</w:t>
+      </w:r>
+      <w:r>
+        <w:rPr>
+          <w:rFonts w:ascii="Times New Roman" w:hAnsi="Times New Roman"/>
+          <w:b/>
+          <w:color w:val="000000"/>
+          <w:sz w:val="24"/>
+        </w:rPr>
+        <w:t>́</w:t>
+      </w:r>
+      <w:r>
+        <w:rPr>
+          <w:rFonts w:ascii="Times New Roman" w:hAnsi="Times New Roman"/>
+          <w:b/>
+          <w:color w:val="000000"/>
+          <w:sz w:val="24"/>
+        </w:rPr>
+        <w:t>ртва вечі</w:t>
+      </w:r>
+      <w:r>
+        <w:rPr>
+          <w:rFonts w:ascii="Times New Roman" w:hAnsi="Times New Roman"/>
+          <w:b/>
+          <w:color w:val="000000"/>
+          <w:sz w:val="24"/>
+        </w:rPr>
+        <w:t>́</w:t>
+      </w:r>
+      <w:r>
+        <w:rPr>
+          <w:rFonts w:ascii="Times New Roman" w:hAnsi="Times New Roman"/>
+          <w:b/>
+          <w:color w:val="000000"/>
+          <w:sz w:val="24"/>
+        </w:rPr>
+        <w:t xml:space="preserve">рня.* </w:t>
+      </w:r>
+      <w:r>
+        <w:rPr>
+          <w:rFonts w:ascii="Times New Roman" w:hAnsi="Times New Roman"/>
+          <w:b/>
+          <w:color w:val="000000"/>
+          <w:sz w:val="24"/>
+        </w:rPr>
         <w:t>Ви</w:t>
       </w:r>
       <w:r>
         <w:rPr>
           <w:rFonts w:ascii="Times New Roman" w:hAnsi="Times New Roman"/>
+          <w:b/>
+          <w:color w:val="000000"/>
           <w:sz w:val="24"/>
         </w:rPr>
         <w:t>́</w:t>
@@ -11804,7 +12155,7 @@
           <w:color w:val="000000"/>
           <w:sz w:val="24"/>
         </w:rPr>
-        <w:t>слухай</w:t>
+        <w:t>слухай мене</w:t>
       </w:r>
       <w:r>
         <w:rPr>
@@ -11813,7 +12164,7 @@
           <w:color w:val="000000"/>
           <w:sz w:val="24"/>
         </w:rPr>
-        <w:t xml:space="preserve"> </w:t>
+        <w:t>́</w:t>
       </w:r>
       <w:r>
         <w:rPr>
@@ -11822,1111 +12173,13 @@
           <w:color w:val="000000"/>
           <w:sz w:val="24"/>
         </w:rPr>
-        <w:t>мене,</w:t>
+        <w:t>, Го</w:t>
       </w:r>
       <w:r>
         <w:rPr>
           <w:rFonts w:ascii="Times New Roman" w:hAnsi="Times New Roman"/>
           <w:b/>
           <w:color w:val="000000"/>
-          <w:sz w:val="24"/>
-        </w:rPr>
-        <w:t xml:space="preserve"> </w:t>
-      </w:r>
-      <w:r>
-        <w:rPr>
-          <w:rFonts w:ascii="Times New Roman" w:hAnsi="Times New Roman"/>
-          <w:b/>
-          <w:color w:val="000000"/>
-          <w:sz w:val="24"/>
-        </w:rPr>
-        <w:t>Го</w:t>
-      </w:r>
-      <w:r>
-        <w:rPr>
-          <w:rFonts w:ascii="Times New Roman" w:hAnsi="Times New Roman"/>
-          <w:sz w:val="24"/>
-        </w:rPr>
-        <w:t>́</w:t>
-      </w:r>
-      <w:r>
-        <w:rPr>
-          <w:rFonts w:ascii="Times New Roman" w:hAnsi="Times New Roman"/>
-          <w:b/>
-          <w:color w:val="000000"/>
-          <w:sz w:val="24"/>
-        </w:rPr>
-        <w:t>споди.*</w:t>
-      </w:r>
-      <w:r>
-        <w:rPr>
-          <w:rFonts w:ascii="Times New Roman" w:hAnsi="Times New Roman"/>
-          <w:b/>
-          <w:color w:val="000000"/>
-          <w:sz w:val="24"/>
-        </w:rPr>
-        <w:t xml:space="preserve"> </w:t>
-      </w:r>
-      <w:r>
-        <w:rPr>
-          <w:rFonts w:ascii="Times New Roman" w:hAnsi="Times New Roman"/>
-          <w:b/>
-          <w:color w:val="000000"/>
-          <w:sz w:val="24"/>
-        </w:rPr>
-        <w:t>Го</w:t>
-      </w:r>
-      <w:r>
-        <w:rPr>
-          <w:rFonts w:ascii="Times New Roman" w:hAnsi="Times New Roman"/>
-          <w:sz w:val="24"/>
-        </w:rPr>
-        <w:t>́</w:t>
-      </w:r>
-      <w:r>
-        <w:rPr>
-          <w:rFonts w:ascii="Times New Roman" w:hAnsi="Times New Roman"/>
-          <w:b/>
-          <w:color w:val="000000"/>
-          <w:sz w:val="24"/>
-        </w:rPr>
-        <w:t>споди,</w:t>
-      </w:r>
-      <w:r>
-        <w:rPr>
-          <w:rFonts w:ascii="Times New Roman" w:hAnsi="Times New Roman"/>
-          <w:b/>
-          <w:color w:val="000000"/>
-          <w:sz w:val="24"/>
-        </w:rPr>
-        <w:t xml:space="preserve"> </w:t>
-      </w:r>
-      <w:r>
-        <w:rPr>
-          <w:rFonts w:ascii="Times New Roman" w:hAnsi="Times New Roman"/>
-          <w:b/>
-          <w:color w:val="000000"/>
-          <w:sz w:val="24"/>
-        </w:rPr>
-        <w:t>взива</w:t>
-      </w:r>
-      <w:r>
-        <w:rPr>
-          <w:rFonts w:ascii="Times New Roman" w:hAnsi="Times New Roman"/>
-          <w:sz w:val="24"/>
-        </w:rPr>
-        <w:t>́</w:t>
-      </w:r>
-      <w:r>
-        <w:rPr>
-          <w:rFonts w:ascii="Times New Roman" w:hAnsi="Times New Roman"/>
-          <w:b/>
-          <w:color w:val="000000"/>
-          <w:sz w:val="24"/>
-        </w:rPr>
-        <w:t>ю</w:t>
-      </w:r>
-      <w:r>
-        <w:rPr>
-          <w:rFonts w:ascii="Times New Roman" w:hAnsi="Times New Roman"/>
-          <w:b/>
-          <w:color w:val="000000"/>
-          <w:sz w:val="24"/>
-        </w:rPr>
-        <w:t xml:space="preserve"> </w:t>
-      </w:r>
-      <w:r>
-        <w:rPr>
-          <w:rFonts w:ascii="Times New Roman" w:hAnsi="Times New Roman"/>
-          <w:b/>
-          <w:color w:val="000000"/>
-          <w:sz w:val="24"/>
-        </w:rPr>
-        <w:t>я</w:t>
-      </w:r>
-      <w:r>
-        <w:rPr>
-          <w:rFonts w:ascii="Times New Roman" w:hAnsi="Times New Roman"/>
-          <w:b/>
-          <w:color w:val="000000"/>
-          <w:sz w:val="24"/>
-        </w:rPr>
-        <w:t xml:space="preserve"> </w:t>
-      </w:r>
-      <w:r>
-        <w:rPr>
-          <w:rFonts w:ascii="Times New Roman" w:hAnsi="Times New Roman"/>
-          <w:b/>
-          <w:color w:val="000000"/>
-          <w:sz w:val="24"/>
-        </w:rPr>
-        <w:t>до</w:t>
-      </w:r>
-      <w:r>
-        <w:rPr>
-          <w:rFonts w:ascii="Times New Roman" w:hAnsi="Times New Roman"/>
-          <w:b/>
-          <w:color w:val="000000"/>
-          <w:sz w:val="24"/>
-        </w:rPr>
-        <w:t xml:space="preserve"> </w:t>
-      </w:r>
-      <w:r>
-        <w:rPr>
-          <w:rFonts w:ascii="Times New Roman" w:hAnsi="Times New Roman"/>
-          <w:b/>
-          <w:color w:val="000000"/>
-          <w:sz w:val="24"/>
-        </w:rPr>
-        <w:t>Те</w:t>
-      </w:r>
-      <w:r>
-        <w:rPr>
-          <w:rFonts w:ascii="Times New Roman" w:hAnsi="Times New Roman"/>
-          <w:sz w:val="24"/>
-        </w:rPr>
-        <w:t>́</w:t>
-      </w:r>
-      <w:r>
-        <w:rPr>
-          <w:rFonts w:ascii="Times New Roman" w:hAnsi="Times New Roman"/>
-          <w:b/>
-          <w:color w:val="000000"/>
-          <w:sz w:val="24"/>
-        </w:rPr>
-        <w:t>бе,</w:t>
-      </w:r>
-      <w:r>
-        <w:rPr>
-          <w:rFonts w:ascii="Times New Roman" w:hAnsi="Times New Roman"/>
-          <w:b/>
-          <w:color w:val="000000"/>
-          <w:sz w:val="24"/>
-        </w:rPr>
-        <w:t xml:space="preserve"> </w:t>
-      </w:r>
-      <w:r>
-        <w:rPr>
-          <w:rFonts w:ascii="Times New Roman" w:hAnsi="Times New Roman"/>
-          <w:b/>
-          <w:color w:val="000000"/>
-          <w:sz w:val="24"/>
-        </w:rPr>
-        <w:t>ви</w:t>
-      </w:r>
-      <w:r>
-        <w:rPr>
-          <w:rFonts w:ascii="Times New Roman" w:hAnsi="Times New Roman"/>
-          <w:sz w:val="24"/>
-        </w:rPr>
-        <w:t>́</w:t>
-      </w:r>
-      <w:r>
-        <w:rPr>
-          <w:rFonts w:ascii="Times New Roman" w:hAnsi="Times New Roman"/>
-          <w:b/>
-          <w:color w:val="000000"/>
-          <w:sz w:val="24"/>
-        </w:rPr>
-        <w:t>слухай</w:t>
-      </w:r>
-      <w:r>
-        <w:rPr>
-          <w:rFonts w:ascii="Times New Roman" w:hAnsi="Times New Roman"/>
-          <w:b/>
-          <w:color w:val="000000"/>
-          <w:sz w:val="24"/>
-        </w:rPr>
-        <w:t xml:space="preserve"> </w:t>
-      </w:r>
-      <w:r>
-        <w:rPr>
-          <w:rFonts w:ascii="Times New Roman" w:hAnsi="Times New Roman"/>
-          <w:b/>
-          <w:color w:val="000000"/>
-          <w:sz w:val="24"/>
-        </w:rPr>
-        <w:t>мене</w:t>
-      </w:r>
-      <w:r>
-        <w:rPr>
-          <w:rFonts w:ascii="Times New Roman" w:hAnsi="Times New Roman"/>
-          <w:sz w:val="24"/>
-        </w:rPr>
-        <w:t>́</w:t>
-      </w:r>
-      <w:r>
-        <w:rPr>
-          <w:rFonts w:ascii="Times New Roman" w:hAnsi="Times New Roman"/>
-          <w:b/>
-          <w:color w:val="000000"/>
-          <w:sz w:val="24"/>
-        </w:rPr>
-        <w:t>.*</w:t>
-      </w:r>
-      <w:r>
-        <w:rPr>
-          <w:rFonts w:ascii="Times New Roman" w:hAnsi="Times New Roman"/>
-          <w:b/>
-          <w:color w:val="000000"/>
-          <w:sz w:val="24"/>
-        </w:rPr>
-        <w:t xml:space="preserve"> </w:t>
-      </w:r>
-      <w:r>
-        <w:rPr>
-          <w:rFonts w:ascii="Times New Roman" w:hAnsi="Times New Roman"/>
-          <w:b/>
-          <w:color w:val="000000"/>
-          <w:sz w:val="24"/>
-        </w:rPr>
-        <w:t>Почу</w:t>
-      </w:r>
-      <w:r>
-        <w:rPr>
-          <w:rFonts w:ascii="Times New Roman" w:hAnsi="Times New Roman"/>
-          <w:sz w:val="24"/>
-        </w:rPr>
-        <w:t>́</w:t>
-      </w:r>
-      <w:r>
-        <w:rPr>
-          <w:rFonts w:ascii="Times New Roman" w:hAnsi="Times New Roman"/>
-          <w:b/>
-          <w:color w:val="000000"/>
-          <w:sz w:val="24"/>
-        </w:rPr>
-        <w:t>й</w:t>
-      </w:r>
-      <w:r>
-        <w:rPr>
-          <w:rFonts w:ascii="Times New Roman" w:hAnsi="Times New Roman"/>
-          <w:b/>
-          <w:color w:val="000000"/>
-          <w:sz w:val="24"/>
-        </w:rPr>
-        <w:t xml:space="preserve"> </w:t>
-      </w:r>
-      <w:r>
-        <w:rPr>
-          <w:rFonts w:ascii="Times New Roman" w:hAnsi="Times New Roman"/>
-          <w:b/>
-          <w:color w:val="000000"/>
-          <w:sz w:val="24"/>
-        </w:rPr>
-        <w:t>го</w:t>
-      </w:r>
-      <w:r>
-        <w:rPr>
-          <w:rFonts w:ascii="Times New Roman" w:hAnsi="Times New Roman"/>
-          <w:sz w:val="24"/>
-        </w:rPr>
-        <w:t>́</w:t>
-      </w:r>
-      <w:r>
-        <w:rPr>
-          <w:rFonts w:ascii="Times New Roman" w:hAnsi="Times New Roman"/>
-          <w:b/>
-          <w:color w:val="000000"/>
-          <w:sz w:val="24"/>
-        </w:rPr>
-        <w:t>лос</w:t>
-      </w:r>
-      <w:r>
-        <w:rPr>
-          <w:rFonts w:ascii="Times New Roman" w:hAnsi="Times New Roman"/>
-          <w:b/>
-          <w:color w:val="000000"/>
-          <w:sz w:val="24"/>
-        </w:rPr>
-        <w:t xml:space="preserve"> </w:t>
-      </w:r>
-      <w:r>
-        <w:rPr>
-          <w:rFonts w:ascii="Times New Roman" w:hAnsi="Times New Roman"/>
-          <w:b/>
-          <w:color w:val="000000"/>
-          <w:sz w:val="24"/>
-        </w:rPr>
-        <w:t>молі</w:t>
-      </w:r>
-      <w:r>
-        <w:rPr>
-          <w:rFonts w:ascii="Times New Roman" w:hAnsi="Times New Roman"/>
-          <w:sz w:val="24"/>
-        </w:rPr>
-        <w:t>́</w:t>
-      </w:r>
-      <w:r>
-        <w:rPr>
-          <w:rFonts w:ascii="Times New Roman" w:hAnsi="Times New Roman"/>
-          <w:b/>
-          <w:color w:val="000000"/>
-          <w:sz w:val="24"/>
-        </w:rPr>
-        <w:t>ння</w:t>
-      </w:r>
-      <w:r>
-        <w:rPr>
-          <w:rFonts w:ascii="Times New Roman" w:hAnsi="Times New Roman"/>
-          <w:b/>
-          <w:color w:val="000000"/>
-          <w:sz w:val="24"/>
-        </w:rPr>
-        <w:t xml:space="preserve"> </w:t>
-      </w:r>
-      <w:r>
-        <w:rPr>
-          <w:rFonts w:ascii="Times New Roman" w:hAnsi="Times New Roman"/>
-          <w:b/>
-          <w:color w:val="000000"/>
-          <w:sz w:val="24"/>
-        </w:rPr>
-        <w:t>мого</w:t>
-      </w:r>
-      <w:r>
-        <w:rPr>
-          <w:rFonts w:ascii="Times New Roman" w:hAnsi="Times New Roman"/>
-          <w:sz w:val="24"/>
-        </w:rPr>
-        <w:t>́</w:t>
-      </w:r>
-      <w:r>
-        <w:rPr>
-          <w:rFonts w:ascii="Times New Roman" w:hAnsi="Times New Roman"/>
-          <w:b/>
-          <w:color w:val="000000"/>
-          <w:sz w:val="24"/>
-        </w:rPr>
-        <w:t>,*</w:t>
-      </w:r>
-      <w:r>
-        <w:rPr>
-          <w:rFonts w:ascii="Times New Roman" w:hAnsi="Times New Roman"/>
-          <w:b/>
-          <w:color w:val="000000"/>
-          <w:sz w:val="24"/>
-        </w:rPr>
-        <w:t xml:space="preserve"> </w:t>
-      </w:r>
-      <w:r>
-        <w:rPr>
-          <w:rFonts w:ascii="Times New Roman" w:hAnsi="Times New Roman"/>
-          <w:b/>
-          <w:color w:val="000000"/>
-          <w:sz w:val="24"/>
-        </w:rPr>
-        <w:t>коли</w:t>
-      </w:r>
-      <w:r>
-        <w:rPr>
-          <w:rFonts w:ascii="Times New Roman" w:hAnsi="Times New Roman"/>
-          <w:sz w:val="24"/>
-        </w:rPr>
-        <w:t>́</w:t>
-      </w:r>
-      <w:r>
-        <w:rPr>
-          <w:rFonts w:ascii="Times New Roman" w:hAnsi="Times New Roman"/>
-          <w:b/>
-          <w:color w:val="000000"/>
-          <w:sz w:val="24"/>
-        </w:rPr>
-        <w:t xml:space="preserve"> </w:t>
-      </w:r>
-      <w:r>
-        <w:rPr>
-          <w:rFonts w:ascii="Times New Roman" w:hAnsi="Times New Roman"/>
-          <w:b/>
-          <w:color w:val="000000"/>
-          <w:sz w:val="24"/>
-        </w:rPr>
-        <w:t>взива</w:t>
-      </w:r>
-      <w:r>
-        <w:rPr>
-          <w:rFonts w:ascii="Times New Roman" w:hAnsi="Times New Roman"/>
-          <w:sz w:val="24"/>
-        </w:rPr>
-        <w:t>́</w:t>
-      </w:r>
-      <w:r>
-        <w:rPr>
-          <w:rFonts w:ascii="Times New Roman" w:hAnsi="Times New Roman"/>
-          <w:b/>
-          <w:color w:val="000000"/>
-          <w:sz w:val="24"/>
-        </w:rPr>
-        <w:t>ю</w:t>
-      </w:r>
-      <w:r>
-        <w:rPr>
-          <w:rFonts w:ascii="Times New Roman" w:hAnsi="Times New Roman"/>
-          <w:b/>
-          <w:color w:val="000000"/>
-          <w:sz w:val="24"/>
-        </w:rPr>
-        <w:t xml:space="preserve"> </w:t>
-      </w:r>
-      <w:r>
-        <w:rPr>
-          <w:rFonts w:ascii="Times New Roman" w:hAnsi="Times New Roman"/>
-          <w:b/>
-          <w:color w:val="000000"/>
-          <w:sz w:val="24"/>
-        </w:rPr>
-        <w:t>до</w:t>
-      </w:r>
-      <w:r>
-        <w:rPr>
-          <w:rFonts w:ascii="Times New Roman" w:hAnsi="Times New Roman"/>
-          <w:b/>
-          <w:color w:val="000000"/>
-          <w:sz w:val="24"/>
-        </w:rPr>
-        <w:t xml:space="preserve"> </w:t>
-      </w:r>
-      <w:r>
-        <w:rPr>
-          <w:rFonts w:ascii="Times New Roman" w:hAnsi="Times New Roman"/>
-          <w:b/>
-          <w:color w:val="000000"/>
-          <w:sz w:val="24"/>
-        </w:rPr>
-        <w:t>Те</w:t>
-      </w:r>
-      <w:r>
-        <w:rPr>
-          <w:rFonts w:ascii="Times New Roman" w:hAnsi="Times New Roman"/>
-          <w:sz w:val="24"/>
-        </w:rPr>
-        <w:t>́</w:t>
-      </w:r>
-      <w:r>
-        <w:rPr>
-          <w:rFonts w:ascii="Times New Roman" w:hAnsi="Times New Roman"/>
-          <w:b/>
-          <w:color w:val="000000"/>
-          <w:sz w:val="24"/>
-        </w:rPr>
-        <w:t>бе.*</w:t>
-      </w:r>
-      <w:r>
-        <w:rPr>
-          <w:rFonts w:ascii="Times New Roman" w:hAnsi="Times New Roman"/>
-          <w:b/>
-          <w:color w:val="000000"/>
-          <w:sz w:val="24"/>
-        </w:rPr>
-        <w:t xml:space="preserve"> </w:t>
-      </w:r>
-      <w:r>
-        <w:rPr>
-          <w:rFonts w:ascii="Times New Roman" w:hAnsi="Times New Roman"/>
-          <w:b/>
-          <w:color w:val="000000"/>
-          <w:sz w:val="24"/>
-        </w:rPr>
-        <w:t>Ви</w:t>
-      </w:r>
-      <w:r>
-        <w:rPr>
-          <w:rFonts w:ascii="Times New Roman" w:hAnsi="Times New Roman"/>
-          <w:sz w:val="24"/>
-        </w:rPr>
-        <w:t>́</w:t>
-      </w:r>
-      <w:r>
-        <w:rPr>
-          <w:rFonts w:ascii="Times New Roman" w:hAnsi="Times New Roman"/>
-          <w:b/>
-          <w:color w:val="000000"/>
-          <w:sz w:val="24"/>
-        </w:rPr>
-        <w:t>слухай</w:t>
-      </w:r>
-      <w:r>
-        <w:rPr>
-          <w:rFonts w:ascii="Times New Roman" w:hAnsi="Times New Roman"/>
-          <w:b/>
-          <w:color w:val="000000"/>
-          <w:sz w:val="24"/>
-        </w:rPr>
-        <w:t xml:space="preserve"> </w:t>
-      </w:r>
-      <w:r>
-        <w:rPr>
-          <w:rFonts w:ascii="Times New Roman" w:hAnsi="Times New Roman"/>
-          <w:b/>
-          <w:color w:val="000000"/>
-          <w:sz w:val="24"/>
-        </w:rPr>
-        <w:t>мене</w:t>
-      </w:r>
-      <w:r>
-        <w:rPr>
-          <w:rFonts w:ascii="Times New Roman" w:hAnsi="Times New Roman"/>
-          <w:sz w:val="24"/>
-        </w:rPr>
-        <w:t>́</w:t>
-      </w:r>
-      <w:r>
-        <w:rPr>
-          <w:rFonts w:ascii="Times New Roman" w:hAnsi="Times New Roman"/>
-          <w:b/>
-          <w:color w:val="000000"/>
-          <w:sz w:val="24"/>
-        </w:rPr>
-        <w:t>,</w:t>
-      </w:r>
-      <w:r>
-        <w:rPr>
-          <w:rFonts w:ascii="Times New Roman" w:hAnsi="Times New Roman"/>
-          <w:b/>
-          <w:color w:val="000000"/>
-          <w:sz w:val="24"/>
-        </w:rPr>
-        <w:t xml:space="preserve"> </w:t>
-      </w:r>
-      <w:r>
-        <w:rPr>
-          <w:rFonts w:ascii="Times New Roman" w:hAnsi="Times New Roman"/>
-          <w:b/>
-          <w:color w:val="000000"/>
-          <w:sz w:val="24"/>
-        </w:rPr>
-        <w:t>Го</w:t>
-      </w:r>
-      <w:r>
-        <w:rPr>
-          <w:rFonts w:ascii="Times New Roman" w:hAnsi="Times New Roman"/>
-          <w:sz w:val="24"/>
-        </w:rPr>
-        <w:t>́</w:t>
-      </w:r>
-      <w:r>
-        <w:rPr>
-          <w:rFonts w:ascii="Times New Roman" w:hAnsi="Times New Roman"/>
-          <w:b/>
-          <w:color w:val="000000"/>
-          <w:sz w:val="24"/>
-        </w:rPr>
-        <w:t>споди.</w:t>
-      </w:r>
-    </w:p>
-    <w:p>
-      <w:pPr>
-        <w:pStyle w:val="Normal"/>
-        <w:spacing w:after="120"/>
-      </w:pPr>
-      <w:r>
-        <w:rPr>
-          <w:rFonts w:ascii="Times New Roman" w:hAnsi="Times New Roman"/>
-          <w:b/>
-          <w:color w:val="000000"/>
-          <w:sz w:val="24"/>
-        </w:rPr>
-        <w:t>Неха</w:t>
-      </w:r>
-      <w:r>
-        <w:rPr>
-          <w:rFonts w:ascii="Times New Roman" w:hAnsi="Times New Roman"/>
-          <w:sz w:val="24"/>
-        </w:rPr>
-        <w:t>́</w:t>
-      </w:r>
-      <w:r>
-        <w:rPr>
-          <w:rFonts w:ascii="Times New Roman" w:hAnsi="Times New Roman"/>
-          <w:b/>
-          <w:color w:val="000000"/>
-          <w:sz w:val="24"/>
-        </w:rPr>
-        <w:t>й</w:t>
-      </w:r>
-      <w:r>
-        <w:rPr>
-          <w:rFonts w:ascii="Times New Roman" w:hAnsi="Times New Roman"/>
-          <w:b/>
-          <w:color w:val="000000"/>
-          <w:sz w:val="24"/>
-        </w:rPr>
-        <w:t xml:space="preserve"> </w:t>
-      </w:r>
-      <w:r>
-        <w:rPr>
-          <w:rFonts w:ascii="Times New Roman" w:hAnsi="Times New Roman"/>
-          <w:b/>
-          <w:color w:val="000000"/>
-          <w:sz w:val="24"/>
-        </w:rPr>
-        <w:t>піднесе</w:t>
-      </w:r>
-      <w:r>
-        <w:rPr>
-          <w:rFonts w:ascii="Times New Roman" w:hAnsi="Times New Roman"/>
-          <w:sz w:val="24"/>
-        </w:rPr>
-        <w:t>́</w:t>
-      </w:r>
-      <w:r>
-        <w:rPr>
-          <w:rFonts w:ascii="Times New Roman" w:hAnsi="Times New Roman"/>
-          <w:b/>
-          <w:color w:val="000000"/>
-          <w:sz w:val="24"/>
-        </w:rPr>
-        <w:t>ться</w:t>
-      </w:r>
-      <w:r>
-        <w:rPr>
-          <w:rFonts w:ascii="Times New Roman" w:hAnsi="Times New Roman"/>
-          <w:b/>
-          <w:color w:val="000000"/>
-          <w:sz w:val="24"/>
-        </w:rPr>
-        <w:t xml:space="preserve"> </w:t>
-      </w:r>
-      <w:r>
-        <w:rPr>
-          <w:rFonts w:ascii="Times New Roman" w:hAnsi="Times New Roman"/>
-          <w:b/>
-          <w:color w:val="000000"/>
-          <w:sz w:val="24"/>
-        </w:rPr>
-        <w:t>моли</w:t>
-      </w:r>
-      <w:r>
-        <w:rPr>
-          <w:rFonts w:ascii="Times New Roman" w:hAnsi="Times New Roman"/>
-          <w:sz w:val="24"/>
-        </w:rPr>
-        <w:t>́</w:t>
-      </w:r>
-      <w:r>
-        <w:rPr>
-          <w:rFonts w:ascii="Times New Roman" w:hAnsi="Times New Roman"/>
-          <w:b/>
-          <w:color w:val="000000"/>
-          <w:sz w:val="24"/>
-        </w:rPr>
-        <w:t>тва</w:t>
-      </w:r>
-      <w:r>
-        <w:rPr>
-          <w:rFonts w:ascii="Times New Roman" w:hAnsi="Times New Roman"/>
-          <w:b/>
-          <w:color w:val="000000"/>
-          <w:sz w:val="24"/>
-        </w:rPr>
-        <w:t xml:space="preserve"> </w:t>
-      </w:r>
-      <w:r>
-        <w:rPr>
-          <w:rFonts w:ascii="Times New Roman" w:hAnsi="Times New Roman"/>
-          <w:b/>
-          <w:color w:val="000000"/>
-          <w:sz w:val="24"/>
-        </w:rPr>
-        <w:t>моя</w:t>
-      </w:r>
-      <w:r>
-        <w:rPr>
-          <w:rFonts w:ascii="Times New Roman" w:hAnsi="Times New Roman"/>
-          <w:sz w:val="24"/>
-        </w:rPr>
-        <w:t>́</w:t>
-      </w:r>
-      <w:r>
-        <w:rPr>
-          <w:rFonts w:ascii="Times New Roman" w:hAnsi="Times New Roman"/>
-          <w:b/>
-          <w:color w:val="000000"/>
-          <w:sz w:val="24"/>
-        </w:rPr>
-        <w:t>,*</w:t>
-      </w:r>
-      <w:r>
-        <w:rPr>
-          <w:rFonts w:ascii="Times New Roman" w:hAnsi="Times New Roman"/>
-          <w:b/>
-          <w:color w:val="000000"/>
-          <w:sz w:val="24"/>
-        </w:rPr>
-        <w:t xml:space="preserve"> </w:t>
-      </w:r>
-      <w:r>
-        <w:rPr>
-          <w:rFonts w:ascii="Times New Roman" w:hAnsi="Times New Roman"/>
-          <w:b/>
-          <w:color w:val="000000"/>
-          <w:sz w:val="24"/>
-        </w:rPr>
-        <w:t>мов</w:t>
-      </w:r>
-      <w:r>
-        <w:rPr>
-          <w:rFonts w:ascii="Times New Roman" w:hAnsi="Times New Roman"/>
-          <w:b/>
-          <w:color w:val="000000"/>
-          <w:sz w:val="24"/>
-        </w:rPr>
-        <w:t xml:space="preserve"> </w:t>
-      </w:r>
-      <w:r>
-        <w:rPr>
-          <w:rFonts w:ascii="Times New Roman" w:hAnsi="Times New Roman"/>
-          <w:b/>
-          <w:color w:val="000000"/>
-          <w:sz w:val="24"/>
-        </w:rPr>
-        <w:t>кади</w:t>
-      </w:r>
-      <w:r>
-        <w:rPr>
-          <w:rFonts w:ascii="Times New Roman" w:hAnsi="Times New Roman"/>
-          <w:sz w:val="24"/>
-        </w:rPr>
-        <w:t>́</w:t>
-      </w:r>
-      <w:r>
-        <w:rPr>
-          <w:rFonts w:ascii="Times New Roman" w:hAnsi="Times New Roman"/>
-          <w:b/>
-          <w:color w:val="000000"/>
-          <w:sz w:val="24"/>
-        </w:rPr>
-        <w:t>ло</w:t>
-      </w:r>
-      <w:r>
-        <w:rPr>
-          <w:rFonts w:ascii="Times New Roman" w:hAnsi="Times New Roman"/>
-          <w:b/>
-          <w:color w:val="000000"/>
-          <w:sz w:val="24"/>
-        </w:rPr>
-        <w:t xml:space="preserve"> </w:t>
-      </w:r>
-      <w:r>
-        <w:rPr>
-          <w:rFonts w:ascii="Times New Roman" w:hAnsi="Times New Roman"/>
-          <w:b/>
-          <w:color w:val="000000"/>
-          <w:sz w:val="24"/>
-        </w:rPr>
-        <w:t>пе</w:t>
-      </w:r>
-      <w:r>
-        <w:rPr>
-          <w:rFonts w:ascii="Times New Roman" w:hAnsi="Times New Roman"/>
-          <w:sz w:val="24"/>
-        </w:rPr>
-        <w:t>́</w:t>
-      </w:r>
-      <w:r>
-        <w:rPr>
-          <w:rFonts w:ascii="Times New Roman" w:hAnsi="Times New Roman"/>
-          <w:b/>
-          <w:color w:val="000000"/>
-          <w:sz w:val="24"/>
-        </w:rPr>
-        <w:t>ред</w:t>
-      </w:r>
-      <w:r>
-        <w:rPr>
-          <w:rFonts w:ascii="Times New Roman" w:hAnsi="Times New Roman"/>
-          <w:b/>
-          <w:color w:val="000000"/>
-          <w:sz w:val="24"/>
-        </w:rPr>
-        <w:t xml:space="preserve"> </w:t>
-      </w:r>
-      <w:r>
-        <w:rPr>
-          <w:rFonts w:ascii="Times New Roman" w:hAnsi="Times New Roman"/>
-          <w:b/>
-          <w:color w:val="000000"/>
-          <w:sz w:val="24"/>
-        </w:rPr>
-        <w:t>Тобо</w:t>
-      </w:r>
-      <w:r>
-        <w:rPr>
-          <w:rFonts w:ascii="Times New Roman" w:hAnsi="Times New Roman"/>
-          <w:sz w:val="24"/>
-        </w:rPr>
-        <w:t>́</w:t>
-      </w:r>
-      <w:r>
-        <w:rPr>
-          <w:rFonts w:ascii="Times New Roman" w:hAnsi="Times New Roman"/>
-          <w:b/>
-          <w:color w:val="000000"/>
-          <w:sz w:val="24"/>
-        </w:rPr>
-        <w:t>ю;*</w:t>
-      </w:r>
-      <w:r>
-        <w:rPr>
-          <w:rFonts w:ascii="Times New Roman" w:hAnsi="Times New Roman"/>
-          <w:b/>
-          <w:color w:val="000000"/>
-          <w:sz w:val="24"/>
-        </w:rPr>
-        <w:t xml:space="preserve"> </w:t>
-      </w:r>
-      <w:r>
-        <w:rPr>
-          <w:rFonts w:ascii="Times New Roman" w:hAnsi="Times New Roman"/>
-          <w:b/>
-          <w:color w:val="000000"/>
-          <w:sz w:val="24"/>
-        </w:rPr>
-        <w:t>підно</w:t>
-      </w:r>
-      <w:r>
-        <w:rPr>
-          <w:rFonts w:ascii="Times New Roman" w:hAnsi="Times New Roman"/>
-          <w:sz w:val="24"/>
-        </w:rPr>
-        <w:t>́</w:t>
-      </w:r>
-      <w:r>
-        <w:rPr>
-          <w:rFonts w:ascii="Times New Roman" w:hAnsi="Times New Roman"/>
-          <w:b/>
-          <w:color w:val="000000"/>
-          <w:sz w:val="24"/>
-        </w:rPr>
-        <w:t>шення</w:t>
-      </w:r>
-      <w:r>
-        <w:rPr>
-          <w:rFonts w:ascii="Times New Roman" w:hAnsi="Times New Roman"/>
-          <w:b/>
-          <w:color w:val="000000"/>
-          <w:sz w:val="24"/>
-        </w:rPr>
-        <w:t xml:space="preserve"> </w:t>
-      </w:r>
-      <w:r>
-        <w:rPr>
-          <w:rFonts w:ascii="Times New Roman" w:hAnsi="Times New Roman"/>
-          <w:b/>
-          <w:color w:val="000000"/>
-          <w:sz w:val="24"/>
-        </w:rPr>
-        <w:t>рук</w:t>
-      </w:r>
-      <w:r>
-        <w:rPr>
-          <w:rFonts w:ascii="Times New Roman" w:hAnsi="Times New Roman"/>
-          <w:b/>
-          <w:color w:val="000000"/>
-          <w:sz w:val="24"/>
-        </w:rPr>
-        <w:t xml:space="preserve"> </w:t>
-      </w:r>
-      <w:r>
-        <w:rPr>
-          <w:rFonts w:ascii="Times New Roman" w:hAnsi="Times New Roman"/>
-          <w:b/>
-          <w:color w:val="000000"/>
-          <w:sz w:val="24"/>
-        </w:rPr>
-        <w:t>мої</w:t>
-      </w:r>
-      <w:r>
-        <w:rPr>
-          <w:rFonts w:ascii="Times New Roman" w:hAnsi="Times New Roman"/>
-          <w:sz w:val="24"/>
-        </w:rPr>
-        <w:t>́</w:t>
-      </w:r>
-      <w:r>
-        <w:rPr>
-          <w:rFonts w:ascii="Times New Roman" w:hAnsi="Times New Roman"/>
-          <w:b/>
-          <w:color w:val="000000"/>
-          <w:sz w:val="24"/>
-        </w:rPr>
-        <w:t>х,*</w:t>
-      </w:r>
-      <w:r>
-        <w:rPr>
-          <w:rFonts w:ascii="Times New Roman" w:hAnsi="Times New Roman"/>
-          <w:b/>
-          <w:color w:val="000000"/>
-          <w:sz w:val="24"/>
-        </w:rPr>
-        <w:t xml:space="preserve"> </w:t>
-      </w:r>
-      <w:r>
-        <w:rPr>
-          <w:rFonts w:ascii="Times New Roman" w:hAnsi="Times New Roman"/>
-          <w:b/>
-          <w:color w:val="000000"/>
-          <w:sz w:val="24"/>
-        </w:rPr>
-        <w:t>як</w:t>
-      </w:r>
-      <w:r>
-        <w:rPr>
-          <w:rFonts w:ascii="Times New Roman" w:hAnsi="Times New Roman"/>
-          <w:b/>
-          <w:color w:val="000000"/>
-          <w:sz w:val="24"/>
-        </w:rPr>
-        <w:t xml:space="preserve"> </w:t>
-      </w:r>
-      <w:r>
-        <w:rPr>
-          <w:rFonts w:ascii="Times New Roman" w:hAnsi="Times New Roman"/>
-          <w:b/>
-          <w:color w:val="000000"/>
-          <w:sz w:val="24"/>
-        </w:rPr>
-        <w:t>же</w:t>
-      </w:r>
-      <w:r>
-        <w:rPr>
-          <w:rFonts w:ascii="Times New Roman" w:hAnsi="Times New Roman"/>
-          <w:sz w:val="24"/>
-        </w:rPr>
-        <w:t>́</w:t>
-      </w:r>
-      <w:r>
-        <w:rPr>
-          <w:rFonts w:ascii="Times New Roman" w:hAnsi="Times New Roman"/>
-          <w:b/>
-          <w:color w:val="000000"/>
-          <w:sz w:val="24"/>
-        </w:rPr>
-        <w:t>ртва</w:t>
-      </w:r>
-      <w:r>
-        <w:rPr>
-          <w:rFonts w:ascii="Times New Roman" w:hAnsi="Times New Roman"/>
-          <w:b/>
-          <w:color w:val="000000"/>
-          <w:sz w:val="24"/>
-        </w:rPr>
-        <w:t xml:space="preserve"> </w:t>
-      </w:r>
-      <w:r>
-        <w:rPr>
-          <w:rFonts w:ascii="Times New Roman" w:hAnsi="Times New Roman"/>
-          <w:b/>
-          <w:color w:val="000000"/>
-          <w:sz w:val="24"/>
-        </w:rPr>
-        <w:t>вечі</w:t>
-      </w:r>
-      <w:r>
-        <w:rPr>
-          <w:rFonts w:ascii="Times New Roman" w:hAnsi="Times New Roman"/>
-          <w:sz w:val="24"/>
-        </w:rPr>
-        <w:t>́</w:t>
-      </w:r>
-      <w:r>
-        <w:rPr>
-          <w:rFonts w:ascii="Times New Roman" w:hAnsi="Times New Roman"/>
-          <w:b/>
-          <w:color w:val="000000"/>
-          <w:sz w:val="24"/>
-        </w:rPr>
-        <w:t>рня.*</w:t>
-      </w:r>
-      <w:r>
-        <w:rPr>
-          <w:rFonts w:ascii="Times New Roman" w:hAnsi="Times New Roman"/>
-          <w:b/>
-          <w:color w:val="000000"/>
-          <w:sz w:val="24"/>
-        </w:rPr>
-        <w:t xml:space="preserve"> </w:t>
-      </w:r>
-      <w:r>
-        <w:rPr>
-          <w:rFonts w:ascii="Times New Roman" w:hAnsi="Times New Roman"/>
-          <w:b/>
-          <w:color w:val="000000"/>
-          <w:sz w:val="24"/>
-        </w:rPr>
-        <w:t>Ви</w:t>
-      </w:r>
-      <w:r>
-        <w:rPr>
-          <w:rFonts w:ascii="Times New Roman" w:hAnsi="Times New Roman"/>
-          <w:sz w:val="24"/>
-        </w:rPr>
-        <w:t>́</w:t>
-      </w:r>
-      <w:r>
-        <w:rPr>
-          <w:rFonts w:ascii="Times New Roman" w:hAnsi="Times New Roman"/>
-          <w:b/>
-          <w:color w:val="000000"/>
-          <w:sz w:val="24"/>
-        </w:rPr>
-        <w:t>слухай</w:t>
-      </w:r>
-      <w:r>
-        <w:rPr>
-          <w:rFonts w:ascii="Times New Roman" w:hAnsi="Times New Roman"/>
-          <w:b/>
-          <w:color w:val="000000"/>
-          <w:sz w:val="24"/>
-        </w:rPr>
-        <w:t xml:space="preserve"> </w:t>
-      </w:r>
-      <w:r>
-        <w:rPr>
-          <w:rFonts w:ascii="Times New Roman" w:hAnsi="Times New Roman"/>
-          <w:b/>
-          <w:color w:val="000000"/>
-          <w:sz w:val="24"/>
-        </w:rPr>
-        <w:t>мене</w:t>
-      </w:r>
-      <w:r>
-        <w:rPr>
-          <w:rFonts w:ascii="Times New Roman" w:hAnsi="Times New Roman"/>
-          <w:sz w:val="24"/>
-        </w:rPr>
-        <w:t>́</w:t>
-      </w:r>
-      <w:r>
-        <w:rPr>
-          <w:rFonts w:ascii="Times New Roman" w:hAnsi="Times New Roman"/>
-          <w:b/>
-          <w:color w:val="000000"/>
-          <w:sz w:val="24"/>
-        </w:rPr>
-        <w:t>,</w:t>
-      </w:r>
-      <w:r>
-        <w:rPr>
-          <w:rFonts w:ascii="Times New Roman" w:hAnsi="Times New Roman"/>
-          <w:b/>
-          <w:color w:val="000000"/>
-          <w:sz w:val="24"/>
-        </w:rPr>
-        <w:t xml:space="preserve"> </w:t>
-      </w:r>
-      <w:r>
-        <w:rPr>
-          <w:rFonts w:ascii="Times New Roman" w:hAnsi="Times New Roman"/>
-          <w:b/>
-          <w:color w:val="000000"/>
-          <w:sz w:val="24"/>
-        </w:rPr>
-        <w:t>Го</w:t>
-      </w:r>
-      <w:r>
-        <w:rPr>
-          <w:rFonts w:ascii="Times New Roman" w:hAnsi="Times New Roman"/>
           <w:sz w:val="24"/>
         </w:rPr>
         <w:t>́</w:t>
@@ -24251,25 +23504,6 @@
     </w:p>
     <w:p>
       <w:pPr>
-        <w:spacing w:after="120"/>
-        <w:jc w:val="both"/>
-        <w:rPr>
-          <w:rFonts w:ascii="Times New Roman" w:hAnsi="Times New Roman" w:cs="Times New Roman"/>
-          <w:sz w:val="24"/>
-          <w:szCs w:val="24"/>
-        </w:rPr>
-      </w:pPr>
-      <w:r>
-        <w:rPr>
-          <w:rFonts w:ascii="Times New Roman" w:hAnsi="Times New Roman" w:cs="Times New Roman"/>
-          <w:sz w:val="24"/>
-          <w:szCs w:val="24"/>
-        </w:rPr>
-        <w:t xml:space="preserve">Нині відпускаєш слугу твого, Владико,* за твоїм словом у мирі. </w:t>
-      </w:r>
-    </w:p>
-    <w:p>
-      <w:pPr>
         <w:pStyle w:val="Normal"/>
         <w:spacing w:after="120"/>
       </w:pPr>
@@ -24278,6 +23512,145 @@
           <w:rFonts w:ascii="Times New Roman" w:hAnsi="Times New Roman"/>
           <w:sz w:val="24"/>
         </w:rPr>
+        <w:t>Ни́ні</w:t>
+      </w:r>
+      <w:r>
+        <w:rPr>
+          <w:rFonts w:ascii="Times New Roman" w:hAnsi="Times New Roman"/>
+          <w:sz w:val="24"/>
+        </w:rPr>
+        <w:t xml:space="preserve"> </w:t>
+      </w:r>
+      <w:r>
+        <w:rPr>
+          <w:rFonts w:ascii="Times New Roman" w:hAnsi="Times New Roman"/>
+          <w:sz w:val="24"/>
+        </w:rPr>
+        <w:t>відпуска́єш</w:t>
+      </w:r>
+      <w:r>
+        <w:rPr>
+          <w:rFonts w:ascii="Times New Roman" w:hAnsi="Times New Roman"/>
+          <w:sz w:val="24"/>
+        </w:rPr>
+        <w:t xml:space="preserve"> </w:t>
+      </w:r>
+      <w:r>
+        <w:rPr>
+          <w:rFonts w:ascii="Times New Roman" w:hAnsi="Times New Roman"/>
+          <w:sz w:val="24"/>
+        </w:rPr>
+        <w:t>слугу́</w:t>
+      </w:r>
+      <w:r>
+        <w:rPr>
+          <w:rFonts w:ascii="Times New Roman" w:hAnsi="Times New Roman"/>
+          <w:sz w:val="24"/>
+        </w:rPr>
+        <w:t xml:space="preserve"> </w:t>
+      </w:r>
+      <w:r>
+        <w:rPr>
+          <w:rFonts w:ascii="Times New Roman" w:hAnsi="Times New Roman"/>
+          <w:sz w:val="24"/>
+        </w:rPr>
+        <w:t>Твого́,</w:t>
+      </w:r>
+      <w:r>
+        <w:rPr>
+          <w:rFonts w:ascii="Times New Roman" w:hAnsi="Times New Roman"/>
+          <w:sz w:val="24"/>
+        </w:rPr>
+        <w:t xml:space="preserve"> </w:t>
+      </w:r>
+      <w:r>
+        <w:rPr>
+          <w:rFonts w:ascii="Times New Roman" w:hAnsi="Times New Roman"/>
+          <w:sz w:val="24"/>
+        </w:rPr>
+        <w:t>Влади́ко,*</w:t>
+      </w:r>
+      <w:r>
+        <w:rPr>
+          <w:rFonts w:ascii="Times New Roman" w:hAnsi="Times New Roman"/>
+          <w:sz w:val="24"/>
+        </w:rPr>
+        <w:t xml:space="preserve"> </w:t>
+      </w:r>
+      <w:r>
+        <w:rPr>
+          <w:rFonts w:ascii="Times New Roman" w:hAnsi="Times New Roman"/>
+          <w:sz w:val="24"/>
+        </w:rPr>
+        <w:t>за</w:t>
+      </w:r>
+      <w:r>
+        <w:rPr>
+          <w:rFonts w:ascii="Times New Roman" w:hAnsi="Times New Roman"/>
+          <w:sz w:val="24"/>
+        </w:rPr>
+        <w:t xml:space="preserve"> </w:t>
+      </w:r>
+      <w:r>
+        <w:rPr>
+          <w:rFonts w:ascii="Times New Roman" w:hAnsi="Times New Roman"/>
+          <w:sz w:val="24"/>
+        </w:rPr>
+        <w:t>Твої́м</w:t>
+      </w:r>
+      <w:r>
+        <w:rPr>
+          <w:rFonts w:ascii="Times New Roman" w:hAnsi="Times New Roman"/>
+          <w:sz w:val="24"/>
+        </w:rPr>
+        <w:t xml:space="preserve"> </w:t>
+      </w:r>
+      <w:r>
+        <w:rPr>
+          <w:rFonts w:ascii="Times New Roman" w:hAnsi="Times New Roman"/>
+          <w:sz w:val="24"/>
+        </w:rPr>
+        <w:t>сло́вом</w:t>
+      </w:r>
+      <w:r>
+        <w:rPr>
+          <w:rFonts w:ascii="Times New Roman" w:hAnsi="Times New Roman"/>
+          <w:sz w:val="24"/>
+        </w:rPr>
+        <w:t xml:space="preserve"> </w:t>
+      </w:r>
+      <w:r>
+        <w:rPr>
+          <w:rFonts w:ascii="Times New Roman" w:hAnsi="Times New Roman"/>
+          <w:sz w:val="24"/>
+        </w:rPr>
+        <w:t>у</w:t>
+      </w:r>
+      <w:r>
+        <w:rPr>
+          <w:rFonts w:ascii="Times New Roman" w:hAnsi="Times New Roman"/>
+          <w:sz w:val="24"/>
+        </w:rPr>
+        <w:t xml:space="preserve"> </w:t>
+      </w:r>
+      <w:r>
+        <w:rPr>
+          <w:rFonts w:ascii="Times New Roman" w:hAnsi="Times New Roman"/>
+          <w:sz w:val="24"/>
+        </w:rPr>
+        <w:t>ми́рі.</w:t>
+      </w:r>
+    </w:p>
+    <w:p>
+      <w:pPr>
+        <w:pStyle w:val="Normal"/>
+        <w:spacing w:after="120"/>
+      </w:pPr>
+      <w:r>
+        <w:rPr>
+          <w:rFonts w:ascii="Times New Roman" w:hAnsi="Times New Roman"/>
+          <w:sz w:val="24"/>
+        </w:rPr>
         <w:t>Бо</w:t>
       </w:r>
       <w:r>
@@ -24292,63 +23665,63 @@
           <w:rFonts w:ascii="Times New Roman" w:hAnsi="Times New Roman"/>
           <w:sz w:val="24"/>
         </w:rPr>
-        <w:t>побачили</w:t>
-      </w:r>
-      <w:r>
-        <w:rPr>
-          <w:rFonts w:ascii="Times New Roman" w:hAnsi="Times New Roman"/>
-          <w:sz w:val="24"/>
-        </w:rPr>
-        <w:t xml:space="preserve"> </w:t>
-      </w:r>
-      <w:r>
-        <w:rPr>
-          <w:rFonts w:ascii="Times New Roman" w:hAnsi="Times New Roman"/>
-          <w:sz w:val="24"/>
-        </w:rPr>
-        <w:t>очі</w:t>
-      </w:r>
-      <w:r>
-        <w:rPr>
-          <w:rFonts w:ascii="Times New Roman" w:hAnsi="Times New Roman"/>
-          <w:sz w:val="24"/>
-        </w:rPr>
-        <w:t xml:space="preserve"> </w:t>
-      </w:r>
-      <w:r>
-        <w:rPr>
-          <w:rFonts w:ascii="Times New Roman" w:hAnsi="Times New Roman"/>
-          <w:sz w:val="24"/>
-        </w:rPr>
-        <w:t>мої*</w:t>
-      </w:r>
-      <w:r>
-        <w:rPr>
-          <w:rFonts w:ascii="Times New Roman" w:hAnsi="Times New Roman"/>
-          <w:sz w:val="24"/>
-        </w:rPr>
-        <w:t xml:space="preserve"> </w:t>
-      </w:r>
-      <w:r>
-        <w:rPr>
-          <w:rFonts w:ascii="Times New Roman" w:hAnsi="Times New Roman"/>
-          <w:sz w:val="24"/>
-        </w:rPr>
-        <w:t>спасіння</w:t>
-      </w:r>
-      <w:r>
-        <w:rPr>
-          <w:rFonts w:ascii="Times New Roman" w:hAnsi="Times New Roman"/>
-          <w:sz w:val="24"/>
-        </w:rPr>
-        <w:t xml:space="preserve"> </w:t>
-      </w:r>
-      <w:r>
-        <w:rPr>
-          <w:rFonts w:ascii="Times New Roman" w:hAnsi="Times New Roman"/>
-          <w:sz w:val="24"/>
-        </w:rPr>
-        <w:t>твоє;</w:t>
+        <w:t>поба́чили</w:t>
+      </w:r>
+      <w:r>
+        <w:rPr>
+          <w:rFonts w:ascii="Times New Roman" w:hAnsi="Times New Roman"/>
+          <w:sz w:val="24"/>
+        </w:rPr>
+        <w:t xml:space="preserve"> </w:t>
+      </w:r>
+      <w:r>
+        <w:rPr>
+          <w:rFonts w:ascii="Times New Roman" w:hAnsi="Times New Roman"/>
+          <w:sz w:val="24"/>
+        </w:rPr>
+        <w:t>о́чі</w:t>
+      </w:r>
+      <w:r>
+        <w:rPr>
+          <w:rFonts w:ascii="Times New Roman" w:hAnsi="Times New Roman"/>
+          <w:sz w:val="24"/>
+        </w:rPr>
+        <w:t xml:space="preserve"> </w:t>
+      </w:r>
+      <w:r>
+        <w:rPr>
+          <w:rFonts w:ascii="Times New Roman" w:hAnsi="Times New Roman"/>
+          <w:sz w:val="24"/>
+        </w:rPr>
+        <w:t>мої́*</w:t>
+      </w:r>
+      <w:r>
+        <w:rPr>
+          <w:rFonts w:ascii="Times New Roman" w:hAnsi="Times New Roman"/>
+          <w:sz w:val="24"/>
+        </w:rPr>
+        <w:t xml:space="preserve"> </w:t>
+      </w:r>
+      <w:r>
+        <w:rPr>
+          <w:rFonts w:ascii="Times New Roman" w:hAnsi="Times New Roman"/>
+          <w:sz w:val="24"/>
+        </w:rPr>
+        <w:t>спасі́ння</w:t>
+      </w:r>
+      <w:r>
+        <w:rPr>
+          <w:rFonts w:ascii="Times New Roman" w:hAnsi="Times New Roman"/>
+          <w:sz w:val="24"/>
+        </w:rPr>
+        <w:t xml:space="preserve"> </w:t>
+      </w:r>
+      <w:r>
+        <w:rPr>
+          <w:rFonts w:ascii="Times New Roman" w:hAnsi="Times New Roman"/>
+          <w:sz w:val="24"/>
+        </w:rPr>
+        <w:t>Твоє́;</w:t>
       </w:r>
     </w:p>
     <w:p>
@@ -24375,82 +23748,63 @@
           <w:rFonts w:ascii="Times New Roman" w:hAnsi="Times New Roman"/>
           <w:sz w:val="24"/>
         </w:rPr>
-        <w:t>приготував</w:t>
-      </w:r>
-      <w:r>
-        <w:rPr>
-          <w:rFonts w:ascii="Times New Roman" w:hAnsi="Times New Roman"/>
-          <w:sz w:val="24"/>
-        </w:rPr>
-        <w:t xml:space="preserve"> </w:t>
-      </w:r>
-      <w:r>
-        <w:rPr>
-          <w:rFonts w:ascii="Times New Roman" w:hAnsi="Times New Roman"/>
-          <w:sz w:val="24"/>
-        </w:rPr>
-        <w:t>ти*</w:t>
-      </w:r>
-      <w:r>
-        <w:rPr>
-          <w:rFonts w:ascii="Times New Roman" w:hAnsi="Times New Roman"/>
-          <w:sz w:val="24"/>
-        </w:rPr>
-        <w:t xml:space="preserve"> </w:t>
-      </w:r>
-      <w:r>
-        <w:rPr>
-          <w:rFonts w:ascii="Times New Roman" w:hAnsi="Times New Roman"/>
-          <w:sz w:val="24"/>
-        </w:rPr>
-        <w:t>перед</w:t>
-      </w:r>
-      <w:r>
-        <w:rPr>
-          <w:rFonts w:ascii="Times New Roman" w:hAnsi="Times New Roman"/>
-          <w:sz w:val="24"/>
-        </w:rPr>
-        <w:t xml:space="preserve"> </w:t>
-      </w:r>
-      <w:r>
-        <w:rPr>
-          <w:rFonts w:ascii="Times New Roman" w:hAnsi="Times New Roman"/>
-          <w:sz w:val="24"/>
-        </w:rPr>
-        <w:t>усіма</w:t>
-      </w:r>
-      <w:r>
-        <w:rPr>
-          <w:rFonts w:ascii="Times New Roman" w:hAnsi="Times New Roman"/>
-          <w:sz w:val="24"/>
-        </w:rPr>
-        <w:t xml:space="preserve"> </w:t>
-      </w:r>
-      <w:r>
-        <w:rPr>
-          <w:rFonts w:ascii="Times New Roman" w:hAnsi="Times New Roman"/>
-          <w:sz w:val="24"/>
-        </w:rPr>
-        <w:t>народами;</w:t>
-      </w:r>
-    </w:p>
-    <w:p>
-      <w:pPr>
-        <w:spacing w:after="120"/>
-        <w:jc w:val="both"/>
-        <w:rPr>
-          <w:rFonts w:ascii="Times New Roman" w:hAnsi="Times New Roman" w:cs="Times New Roman"/>
-          <w:sz w:val="24"/>
-          <w:szCs w:val="24"/>
-        </w:rPr>
-      </w:pPr>
-      <w:r>
-        <w:rPr>
-          <w:rFonts w:ascii="Times New Roman" w:hAnsi="Times New Roman" w:cs="Times New Roman"/>
-          <w:sz w:val="24"/>
-          <w:szCs w:val="24"/>
-        </w:rPr>
-        <w:t>Світло на просвіту поганам,* і славу люду твого, Ізраїля.</w:t>
+        <w:t>приготува́в</w:t>
+      </w:r>
+      <w:r>
+        <w:rPr>
+          <w:rFonts w:ascii="Times New Roman" w:hAnsi="Times New Roman"/>
+          <w:sz w:val="24"/>
+        </w:rPr>
+        <w:t xml:space="preserve"> </w:t>
+      </w:r>
+      <w:r>
+        <w:rPr>
+          <w:rFonts w:ascii="Times New Roman" w:hAnsi="Times New Roman"/>
+          <w:sz w:val="24"/>
+        </w:rPr>
+        <w:t>Ти*</w:t>
+      </w:r>
+      <w:r>
+        <w:rPr>
+          <w:rFonts w:ascii="Times New Roman" w:hAnsi="Times New Roman"/>
+          <w:sz w:val="24"/>
+        </w:rPr>
+        <w:t xml:space="preserve"> </w:t>
+      </w:r>
+      <w:r>
+        <w:rPr>
+          <w:rFonts w:ascii="Times New Roman" w:hAnsi="Times New Roman"/>
+          <w:sz w:val="24"/>
+        </w:rPr>
+        <w:t>пе́ред</w:t>
+      </w:r>
+      <w:r>
+        <w:rPr>
+          <w:rFonts w:ascii="Times New Roman" w:hAnsi="Times New Roman"/>
+          <w:sz w:val="24"/>
+        </w:rPr>
+        <w:t xml:space="preserve"> </w:t>
+      </w:r>
+      <w:r>
+        <w:rPr>
+          <w:rFonts w:ascii="Times New Roman" w:hAnsi="Times New Roman"/>
+          <w:sz w:val="24"/>
+        </w:rPr>
+        <w:t>усіма́</w:t>
+      </w:r>
+      <w:r>
+        <w:rPr>
+          <w:rFonts w:ascii="Times New Roman" w:hAnsi="Times New Roman"/>
+          <w:sz w:val="24"/>
+        </w:rPr>
+        <w:t xml:space="preserve"> </w:t>
+      </w:r>
+      <w:r>
+        <w:rPr>
+          <w:rFonts w:ascii="Times New Roman" w:hAnsi="Times New Roman"/>
+          <w:sz w:val="24"/>
+        </w:rPr>
+        <w:t>наро́дами;</w:t>
       </w:r>
     </w:p>
     <w:p>
@@ -24463,91 +23817,216 @@
           <w:rFonts w:ascii="Times New Roman" w:hAnsi="Times New Roman"/>
           <w:sz w:val="24"/>
         </w:rPr>
-        <w:t>Святий</w:t>
-      </w:r>
-      <w:r>
-        <w:rPr>
-          <w:rFonts w:ascii="Times New Roman" w:hAnsi="Times New Roman"/>
-          <w:sz w:val="24"/>
-        </w:rPr>
-        <w:t xml:space="preserve"> </w:t>
-      </w:r>
-      <w:r>
-        <w:rPr>
-          <w:rFonts w:ascii="Times New Roman" w:hAnsi="Times New Roman"/>
-          <w:sz w:val="24"/>
-        </w:rPr>
-        <w:t>Боже,</w:t>
-      </w:r>
-      <w:r>
-        <w:rPr>
-          <w:rFonts w:ascii="Times New Roman" w:hAnsi="Times New Roman"/>
-          <w:sz w:val="24"/>
-        </w:rPr>
-        <w:t xml:space="preserve"> </w:t>
-      </w:r>
-      <w:r>
-        <w:rPr>
-          <w:rFonts w:ascii="Times New Roman" w:hAnsi="Times New Roman"/>
-          <w:sz w:val="24"/>
-        </w:rPr>
-        <w:t>святий</w:t>
-      </w:r>
-      <w:r>
-        <w:rPr>
-          <w:rFonts w:ascii="Times New Roman" w:hAnsi="Times New Roman"/>
-          <w:sz w:val="24"/>
-        </w:rPr>
-        <w:t xml:space="preserve"> </w:t>
-      </w:r>
-      <w:r>
-        <w:rPr>
-          <w:rFonts w:ascii="Times New Roman" w:hAnsi="Times New Roman"/>
-          <w:sz w:val="24"/>
-        </w:rPr>
-        <w:t>Кріпкий,</w:t>
-      </w:r>
-      <w:r>
-        <w:rPr>
-          <w:rFonts w:ascii="Times New Roman" w:hAnsi="Times New Roman"/>
-          <w:sz w:val="24"/>
-        </w:rPr>
-        <w:t xml:space="preserve"> </w:t>
-      </w:r>
-      <w:r>
-        <w:rPr>
-          <w:rFonts w:ascii="Times New Roman" w:hAnsi="Times New Roman"/>
-          <w:sz w:val="24"/>
-        </w:rPr>
-        <w:t>святий</w:t>
-      </w:r>
-      <w:r>
-        <w:rPr>
-          <w:rFonts w:ascii="Times New Roman" w:hAnsi="Times New Roman"/>
-          <w:sz w:val="24"/>
-        </w:rPr>
-        <w:t xml:space="preserve"> </w:t>
-      </w:r>
-      <w:r>
-        <w:rPr>
-          <w:rFonts w:ascii="Times New Roman" w:hAnsi="Times New Roman"/>
-          <w:sz w:val="24"/>
-        </w:rPr>
-        <w:t>Безсмертний,</w:t>
-      </w:r>
-      <w:r>
-        <w:rPr>
-          <w:rFonts w:ascii="Times New Roman" w:hAnsi="Times New Roman"/>
-          <w:sz w:val="24"/>
-        </w:rPr>
-        <w:t xml:space="preserve"> </w:t>
-      </w:r>
-      <w:r>
-        <w:rPr>
-          <w:rFonts w:ascii="Times New Roman" w:hAnsi="Times New Roman"/>
-          <w:sz w:val="24"/>
-        </w:rPr>
-        <w:t>помилуй</w:t>
+        <w:t>Сві́тло</w:t>
+      </w:r>
+      <w:r>
+        <w:rPr>
+          <w:rFonts w:ascii="Times New Roman" w:hAnsi="Times New Roman"/>
+          <w:sz w:val="24"/>
+        </w:rPr>
+        <w:t xml:space="preserve"> </w:t>
+      </w:r>
+      <w:r>
+        <w:rPr>
+          <w:rFonts w:ascii="Times New Roman" w:hAnsi="Times New Roman"/>
+          <w:sz w:val="24"/>
+        </w:rPr>
+        <w:t>на</w:t>
+      </w:r>
+      <w:r>
+        <w:rPr>
+          <w:rFonts w:ascii="Times New Roman" w:hAnsi="Times New Roman"/>
+          <w:sz w:val="24"/>
+        </w:rPr>
+        <w:t xml:space="preserve"> </w:t>
+      </w:r>
+      <w:r>
+        <w:rPr>
+          <w:rFonts w:ascii="Times New Roman" w:hAnsi="Times New Roman"/>
+          <w:sz w:val="24"/>
+        </w:rPr>
+        <w:t>просві́ту</w:t>
+      </w:r>
+      <w:r>
+        <w:rPr>
+          <w:rFonts w:ascii="Times New Roman" w:hAnsi="Times New Roman"/>
+          <w:sz w:val="24"/>
+        </w:rPr>
+        <w:t xml:space="preserve"> </w:t>
+      </w:r>
+      <w:r>
+        <w:rPr>
+          <w:rFonts w:ascii="Times New Roman" w:hAnsi="Times New Roman"/>
+          <w:sz w:val="24"/>
+        </w:rPr>
+        <w:t>пога́нам,*</w:t>
+      </w:r>
+      <w:r>
+        <w:rPr>
+          <w:rFonts w:ascii="Times New Roman" w:hAnsi="Times New Roman"/>
+          <w:sz w:val="24"/>
+        </w:rPr>
+        <w:t xml:space="preserve"> </w:t>
+      </w:r>
+      <w:r>
+        <w:rPr>
+          <w:rFonts w:ascii="Times New Roman" w:hAnsi="Times New Roman"/>
+          <w:sz w:val="24"/>
+        </w:rPr>
+        <w:t>і</w:t>
+      </w:r>
+      <w:r>
+        <w:rPr>
+          <w:rFonts w:ascii="Times New Roman" w:hAnsi="Times New Roman"/>
+          <w:sz w:val="24"/>
+        </w:rPr>
+        <w:t xml:space="preserve"> </w:t>
+      </w:r>
+      <w:r>
+        <w:rPr>
+          <w:rFonts w:ascii="Times New Roman" w:hAnsi="Times New Roman"/>
+          <w:sz w:val="24"/>
+        </w:rPr>
+        <w:t>сла́ву</w:t>
+      </w:r>
+      <w:r>
+        <w:rPr>
+          <w:rFonts w:ascii="Times New Roman" w:hAnsi="Times New Roman"/>
+          <w:sz w:val="24"/>
+        </w:rPr>
+        <w:t xml:space="preserve"> </w:t>
+      </w:r>
+      <w:r>
+        <w:rPr>
+          <w:rFonts w:ascii="Times New Roman" w:hAnsi="Times New Roman"/>
+          <w:sz w:val="24"/>
+        </w:rPr>
+        <w:t>лю́ду</w:t>
+      </w:r>
+      <w:r>
+        <w:rPr>
+          <w:rFonts w:ascii="Times New Roman" w:hAnsi="Times New Roman"/>
+          <w:sz w:val="24"/>
+        </w:rPr>
+        <w:t xml:space="preserve"> </w:t>
+      </w:r>
+      <w:r>
+        <w:rPr>
+          <w:rFonts w:ascii="Times New Roman" w:hAnsi="Times New Roman"/>
+          <w:sz w:val="24"/>
+        </w:rPr>
+        <w:t>Твого́,</w:t>
+      </w:r>
+      <w:r>
+        <w:rPr>
+          <w:rFonts w:ascii="Times New Roman" w:hAnsi="Times New Roman"/>
+          <w:sz w:val="24"/>
+        </w:rPr>
+        <w:t xml:space="preserve"> </w:t>
+      </w:r>
+      <w:r>
+        <w:rPr>
+          <w:rFonts w:ascii="Times New Roman" w:hAnsi="Times New Roman"/>
+          <w:sz w:val="24"/>
+        </w:rPr>
+        <w:t>Ізра́їля.</w:t>
+      </w:r>
+    </w:p>
+    <w:p>
+      <w:pPr>
+        <w:pStyle w:val="Normal"/>
+        <w:spacing w:after="120"/>
+      </w:pPr>
+      <w:r>
+        <w:rPr>
+          <w:rFonts w:ascii="Times New Roman" w:hAnsi="Times New Roman"/>
+          <w:sz w:val="24"/>
+        </w:rPr>
+        <w:t>Святи́й</w:t>
+      </w:r>
+      <w:r>
+        <w:rPr>
+          <w:rFonts w:ascii="Times New Roman" w:hAnsi="Times New Roman"/>
+          <w:sz w:val="24"/>
+        </w:rPr>
+        <w:t xml:space="preserve"> </w:t>
+      </w:r>
+      <w:r>
+        <w:rPr>
+          <w:rFonts w:ascii="Times New Roman" w:hAnsi="Times New Roman"/>
+          <w:sz w:val="24"/>
+        </w:rPr>
+        <w:t>Бо́же,</w:t>
+      </w:r>
+      <w:r>
+        <w:rPr>
+          <w:rFonts w:ascii="Times New Roman" w:hAnsi="Times New Roman"/>
+          <w:sz w:val="24"/>
+        </w:rPr>
+        <w:t xml:space="preserve"> </w:t>
+      </w:r>
+      <w:r>
+        <w:rPr>
+          <w:rFonts w:ascii="Times New Roman" w:hAnsi="Times New Roman"/>
+          <w:sz w:val="24"/>
+        </w:rPr>
+        <w:t>святи́й</w:t>
+      </w:r>
+      <w:r>
+        <w:rPr>
+          <w:rFonts w:ascii="Times New Roman" w:hAnsi="Times New Roman"/>
+          <w:sz w:val="24"/>
+        </w:rPr>
+        <w:t xml:space="preserve"> </w:t>
+      </w:r>
+      <w:r>
+        <w:rPr>
+          <w:rFonts w:ascii="Times New Roman" w:hAnsi="Times New Roman"/>
+          <w:sz w:val="24"/>
+        </w:rPr>
+        <w:t>Крі́пкий,</w:t>
+      </w:r>
+      <w:r>
+        <w:rPr>
+          <w:rFonts w:ascii="Times New Roman" w:hAnsi="Times New Roman"/>
+          <w:sz w:val="24"/>
+        </w:rPr>
+        <w:t xml:space="preserve"> </w:t>
+      </w:r>
+      <w:r>
+        <w:rPr>
+          <w:rFonts w:ascii="Times New Roman" w:hAnsi="Times New Roman"/>
+          <w:sz w:val="24"/>
+        </w:rPr>
+        <w:t>святи́й</w:t>
+      </w:r>
+      <w:r>
+        <w:rPr>
+          <w:rFonts w:ascii="Times New Roman" w:hAnsi="Times New Roman"/>
+          <w:sz w:val="24"/>
+        </w:rPr>
+        <w:t xml:space="preserve"> </w:t>
+      </w:r>
+      <w:r>
+        <w:rPr>
+          <w:rFonts w:ascii="Times New Roman" w:hAnsi="Times New Roman"/>
+          <w:sz w:val="24"/>
+        </w:rPr>
+        <w:t>Безсме́ртний,</w:t>
+      </w:r>
+      <w:r>
+        <w:rPr>
+          <w:rFonts w:ascii="Times New Roman" w:hAnsi="Times New Roman"/>
+          <w:sz w:val="24"/>
+        </w:rPr>
+        <w:t xml:space="preserve"> </w:t>
+      </w:r>
+      <w:r>
+        <w:rPr>
+          <w:rFonts w:ascii="Times New Roman" w:hAnsi="Times New Roman"/>
+          <w:sz w:val="24"/>
+        </w:rPr>
+        <w:t>поми́луй</w:t>
       </w:r>
       <w:r>
         <w:rPr>
@@ -24600,52 +24079,6 @@
     </w:p>
     <w:p>
       <w:pPr>
-        <w:spacing w:after="120"/>
-        <w:jc w:val="both"/>
-        <w:rPr>
-          <w:rFonts w:ascii="Times New Roman" w:hAnsi="Times New Roman" w:cs="Times New Roman"/>
-          <w:sz w:val="24"/>
-          <w:szCs w:val="24"/>
-        </w:rPr>
-      </w:pPr>
-      <w:r>
-        <w:rPr>
-          <w:rFonts w:ascii="Times New Roman" w:hAnsi="Times New Roman" w:cs="Times New Roman"/>
-          <w:sz w:val="24"/>
-          <w:szCs w:val="24"/>
-        </w:rPr>
-        <w:t>Слава Отцю, і Сину, і Святому Духові,* і нині і повсякчас, і на віки віків. Амінь.</w:t>
-      </w:r>
-    </w:p>
-    <w:p>
-      <w:pPr>
-        <w:spacing w:after="120"/>
-        <w:jc w:val="both"/>
-        <w:rPr>
-          <w:rFonts w:ascii="Times New Roman" w:hAnsi="Times New Roman" w:cs="Times New Roman"/>
-          <w:sz w:val="24"/>
-          <w:szCs w:val="24"/>
-        </w:rPr>
-      </w:pPr>
-      <w:r>
-        <w:rPr>
-          <w:rFonts w:ascii="Times New Roman" w:hAnsi="Times New Roman" w:cs="Times New Roman"/>
-          <w:sz w:val="24"/>
-          <w:szCs w:val="24"/>
-        </w:rPr>
-        <w:t>Пресвята Тройце, помилуй нас;* Господи, очисти гріхи наші;* Владико, прости беззаконня наші;* Святий, за</w:t>
-      </w:r>
-      <w:r>
-        <w:rPr>
-          <w:rFonts w:ascii="Times New Roman" w:hAnsi="Times New Roman" w:cs="Times New Roman"/>
-          <w:sz w:val="24"/>
-          <w:szCs w:val="24"/>
-        </w:rPr>
-        <w:t>вітай і зціли немочі наші імени твого ради.</w:t>
-      </w:r>
-    </w:p>
-    <w:p>
-      <w:pPr>
         <w:pStyle w:val="Normal"/>
         <w:spacing w:after="120"/>
       </w:pPr>
@@ -24654,21 +24087,537 @@
           <w:rFonts w:ascii="Times New Roman" w:hAnsi="Times New Roman"/>
           <w:sz w:val="24"/>
         </w:rPr>
-        <w:t>Господи,</w:t>
-      </w:r>
-      <w:r>
-        <w:rPr>
-          <w:rFonts w:ascii="Times New Roman" w:hAnsi="Times New Roman"/>
-          <w:sz w:val="24"/>
-        </w:rPr>
-        <w:t xml:space="preserve"> </w:t>
-      </w:r>
-      <w:r>
-        <w:rPr>
-          <w:rFonts w:ascii="Times New Roman" w:hAnsi="Times New Roman"/>
-          <w:sz w:val="24"/>
-        </w:rPr>
-        <w:t>помилуй.</w:t>
+        <w:t>Сла́ва</w:t>
+      </w:r>
+      <w:r>
+        <w:rPr>
+          <w:rFonts w:ascii="Times New Roman" w:hAnsi="Times New Roman"/>
+          <w:sz w:val="24"/>
+        </w:rPr>
+        <w:t xml:space="preserve"> </w:t>
+      </w:r>
+      <w:r>
+        <w:rPr>
+          <w:rFonts w:ascii="Times New Roman" w:hAnsi="Times New Roman"/>
+          <w:sz w:val="24"/>
+        </w:rPr>
+        <w:t>Отцю́,</w:t>
+      </w:r>
+      <w:r>
+        <w:rPr>
+          <w:rFonts w:ascii="Times New Roman" w:hAnsi="Times New Roman"/>
+          <w:sz w:val="24"/>
+        </w:rPr>
+        <w:t xml:space="preserve"> </w:t>
+      </w:r>
+      <w:r>
+        <w:rPr>
+          <w:rFonts w:ascii="Times New Roman" w:hAnsi="Times New Roman"/>
+          <w:sz w:val="24"/>
+        </w:rPr>
+        <w:t>і</w:t>
+      </w:r>
+      <w:r>
+        <w:rPr>
+          <w:rFonts w:ascii="Times New Roman" w:hAnsi="Times New Roman"/>
+          <w:sz w:val="24"/>
+        </w:rPr>
+        <w:t xml:space="preserve"> </w:t>
+      </w:r>
+      <w:r>
+        <w:rPr>
+          <w:rFonts w:ascii="Times New Roman" w:hAnsi="Times New Roman"/>
+          <w:sz w:val="24"/>
+        </w:rPr>
+        <w:t>Си́ну,</w:t>
+      </w:r>
+      <w:r>
+        <w:rPr>
+          <w:rFonts w:ascii="Times New Roman" w:hAnsi="Times New Roman"/>
+          <w:sz w:val="24"/>
+        </w:rPr>
+        <w:t xml:space="preserve"> </w:t>
+      </w:r>
+      <w:r>
+        <w:rPr>
+          <w:rFonts w:ascii="Times New Roman" w:hAnsi="Times New Roman"/>
+          <w:sz w:val="24"/>
+        </w:rPr>
+        <w:t>і</w:t>
+      </w:r>
+      <w:r>
+        <w:rPr>
+          <w:rFonts w:ascii="Times New Roman" w:hAnsi="Times New Roman"/>
+          <w:sz w:val="24"/>
+        </w:rPr>
+        <w:t xml:space="preserve"> </w:t>
+      </w:r>
+      <w:r>
+        <w:rPr>
+          <w:rFonts w:ascii="Times New Roman" w:hAnsi="Times New Roman"/>
+          <w:sz w:val="24"/>
+        </w:rPr>
+        <w:t>Свято́му</w:t>
+      </w:r>
+      <w:r>
+        <w:rPr>
+          <w:rFonts w:ascii="Times New Roman" w:hAnsi="Times New Roman"/>
+          <w:sz w:val="24"/>
+        </w:rPr>
+        <w:t xml:space="preserve"> </w:t>
+      </w:r>
+      <w:r>
+        <w:rPr>
+          <w:rFonts w:ascii="Times New Roman" w:hAnsi="Times New Roman"/>
+          <w:sz w:val="24"/>
+        </w:rPr>
+        <w:t>Ду́хові,*</w:t>
+      </w:r>
+      <w:r>
+        <w:rPr>
+          <w:rFonts w:ascii="Times New Roman" w:hAnsi="Times New Roman"/>
+          <w:sz w:val="24"/>
+        </w:rPr>
+        <w:t xml:space="preserve"> </w:t>
+      </w:r>
+      <w:r>
+        <w:rPr>
+          <w:rFonts w:ascii="Times New Roman" w:hAnsi="Times New Roman"/>
+          <w:sz w:val="24"/>
+        </w:rPr>
+        <w:t>і</w:t>
+      </w:r>
+      <w:r>
+        <w:rPr>
+          <w:rFonts w:ascii="Times New Roman" w:hAnsi="Times New Roman"/>
+          <w:sz w:val="24"/>
+        </w:rPr>
+        <w:t xml:space="preserve"> </w:t>
+      </w:r>
+      <w:r>
+        <w:rPr>
+          <w:rFonts w:ascii="Times New Roman" w:hAnsi="Times New Roman"/>
+          <w:sz w:val="24"/>
+        </w:rPr>
+        <w:t>ни́ні,</w:t>
+      </w:r>
+      <w:r>
+        <w:rPr>
+          <w:rFonts w:ascii="Times New Roman" w:hAnsi="Times New Roman"/>
+          <w:sz w:val="24"/>
+        </w:rPr>
+        <w:t xml:space="preserve"> </w:t>
+      </w:r>
+      <w:r>
+        <w:rPr>
+          <w:rFonts w:ascii="Times New Roman" w:hAnsi="Times New Roman"/>
+          <w:sz w:val="24"/>
+        </w:rPr>
+        <w:t>і</w:t>
+      </w:r>
+      <w:r>
+        <w:rPr>
+          <w:rFonts w:ascii="Times New Roman" w:hAnsi="Times New Roman"/>
+          <w:sz w:val="24"/>
+        </w:rPr>
+        <w:t xml:space="preserve"> </w:t>
+      </w:r>
+      <w:r>
+        <w:rPr>
+          <w:rFonts w:ascii="Times New Roman" w:hAnsi="Times New Roman"/>
+          <w:sz w:val="24"/>
+        </w:rPr>
+        <w:t>повсякча́с,</w:t>
+      </w:r>
+      <w:r>
+        <w:rPr>
+          <w:rFonts w:ascii="Times New Roman" w:hAnsi="Times New Roman"/>
+          <w:sz w:val="24"/>
+        </w:rPr>
+        <w:t xml:space="preserve"> </w:t>
+      </w:r>
+      <w:r>
+        <w:rPr>
+          <w:rFonts w:ascii="Times New Roman" w:hAnsi="Times New Roman"/>
+          <w:sz w:val="24"/>
+        </w:rPr>
+        <w:t>і</w:t>
+      </w:r>
+      <w:r>
+        <w:rPr>
+          <w:rFonts w:ascii="Times New Roman" w:hAnsi="Times New Roman"/>
+          <w:sz w:val="24"/>
+        </w:rPr>
+        <w:t xml:space="preserve"> </w:t>
+      </w:r>
+      <w:r>
+        <w:rPr>
+          <w:rFonts w:ascii="Times New Roman" w:hAnsi="Times New Roman"/>
+          <w:sz w:val="24"/>
+        </w:rPr>
+        <w:t>на</w:t>
+      </w:r>
+      <w:r>
+        <w:rPr>
+          <w:rFonts w:ascii="Times New Roman" w:hAnsi="Times New Roman"/>
+          <w:sz w:val="24"/>
+        </w:rPr>
+        <w:t xml:space="preserve"> </w:t>
+      </w:r>
+      <w:r>
+        <w:rPr>
+          <w:rFonts w:ascii="Times New Roman" w:hAnsi="Times New Roman"/>
+          <w:sz w:val="24"/>
+        </w:rPr>
+        <w:t>ві́ки</w:t>
+      </w:r>
+      <w:r>
+        <w:rPr>
+          <w:rFonts w:ascii="Times New Roman" w:hAnsi="Times New Roman"/>
+          <w:sz w:val="24"/>
+        </w:rPr>
+        <w:t xml:space="preserve"> </w:t>
+      </w:r>
+      <w:r>
+        <w:rPr>
+          <w:rFonts w:ascii="Times New Roman" w:hAnsi="Times New Roman"/>
+          <w:sz w:val="24"/>
+        </w:rPr>
+        <w:t>вікі́в.</w:t>
+      </w:r>
+      <w:r>
+        <w:rPr>
+          <w:rFonts w:ascii="Times New Roman" w:hAnsi="Times New Roman"/>
+          <w:sz w:val="24"/>
+        </w:rPr>
+        <w:t xml:space="preserve"> </w:t>
+      </w:r>
+      <w:r>
+        <w:rPr>
+          <w:rFonts w:ascii="Times New Roman" w:hAnsi="Times New Roman"/>
+          <w:sz w:val="24"/>
+        </w:rPr>
+        <w:t>Амі́нь.</w:t>
+      </w:r>
+    </w:p>
+    <w:p>
+      <w:pPr>
+        <w:pStyle w:val="Normal"/>
+        <w:spacing w:after="120"/>
+      </w:pPr>
+      <w:r>
+        <w:rPr>
+          <w:rFonts w:ascii="Times New Roman" w:hAnsi="Times New Roman"/>
+          <w:sz w:val="24"/>
+        </w:rPr>
+        <w:t>Пресвята́</w:t>
+      </w:r>
+      <w:r>
+        <w:rPr>
+          <w:rFonts w:ascii="Times New Roman" w:hAnsi="Times New Roman"/>
+          <w:sz w:val="24"/>
+        </w:rPr>
+        <w:t xml:space="preserve"> </w:t>
+      </w:r>
+      <w:r>
+        <w:rPr>
+          <w:rFonts w:ascii="Times New Roman" w:hAnsi="Times New Roman"/>
+          <w:sz w:val="24"/>
+        </w:rPr>
+        <w:t>Тро́йце,</w:t>
+      </w:r>
+      <w:r>
+        <w:rPr>
+          <w:rFonts w:ascii="Times New Roman" w:hAnsi="Times New Roman"/>
+          <w:sz w:val="24"/>
+        </w:rPr>
+        <w:t xml:space="preserve"> </w:t>
+      </w:r>
+      <w:r>
+        <w:rPr>
+          <w:rFonts w:ascii="Times New Roman" w:hAnsi="Times New Roman"/>
+          <w:sz w:val="24"/>
+        </w:rPr>
+        <w:t>поми́луй</w:t>
+      </w:r>
+      <w:r>
+        <w:rPr>
+          <w:rFonts w:ascii="Times New Roman" w:hAnsi="Times New Roman"/>
+          <w:sz w:val="24"/>
+        </w:rPr>
+        <w:t xml:space="preserve"> </w:t>
+      </w:r>
+      <w:r>
+        <w:rPr>
+          <w:rFonts w:ascii="Times New Roman" w:hAnsi="Times New Roman"/>
+          <w:sz w:val="24"/>
+        </w:rPr>
+        <w:t>нас;</w:t>
+      </w:r>
+      <w:r>
+        <w:rPr>
+          <w:rFonts w:ascii="Times New Roman" w:hAnsi="Times New Roman"/>
+          <w:sz w:val="24"/>
+        </w:rPr>
+        <w:t xml:space="preserve"> </w:t>
+      </w:r>
+      <w:r>
+        <w:rPr>
+          <w:rFonts w:ascii="Times New Roman" w:hAnsi="Times New Roman"/>
+          <w:sz w:val="24"/>
+        </w:rPr>
+        <w:t>Го́споди,</w:t>
+      </w:r>
+      <w:r>
+        <w:rPr>
+          <w:rFonts w:ascii="Times New Roman" w:hAnsi="Times New Roman"/>
+          <w:sz w:val="24"/>
+        </w:rPr>
+        <w:t xml:space="preserve"> </w:t>
+      </w:r>
+      <w:r>
+        <w:rPr>
+          <w:rFonts w:ascii="Times New Roman" w:hAnsi="Times New Roman"/>
+          <w:sz w:val="24"/>
+        </w:rPr>
+        <w:t>очи́сти</w:t>
+      </w:r>
+      <w:r>
+        <w:rPr>
+          <w:rFonts w:ascii="Times New Roman" w:hAnsi="Times New Roman"/>
+          <w:sz w:val="24"/>
+        </w:rPr>
+        <w:t xml:space="preserve"> </w:t>
+      </w:r>
+      <w:r>
+        <w:rPr>
+          <w:rFonts w:ascii="Times New Roman" w:hAnsi="Times New Roman"/>
+          <w:sz w:val="24"/>
+        </w:rPr>
+        <w:t>гріхи́</w:t>
+      </w:r>
+      <w:r>
+        <w:rPr>
+          <w:rFonts w:ascii="Times New Roman" w:hAnsi="Times New Roman"/>
+          <w:sz w:val="24"/>
+        </w:rPr>
+        <w:t xml:space="preserve"> </w:t>
+      </w:r>
+      <w:r>
+        <w:rPr>
+          <w:rFonts w:ascii="Times New Roman" w:hAnsi="Times New Roman"/>
+          <w:sz w:val="24"/>
+        </w:rPr>
+        <w:t>на́ші;</w:t>
+      </w:r>
+      <w:r>
+        <w:rPr>
+          <w:rFonts w:ascii="Times New Roman" w:hAnsi="Times New Roman"/>
+          <w:sz w:val="24"/>
+        </w:rPr>
+        <w:t xml:space="preserve"> </w:t>
+      </w:r>
+      <w:r>
+        <w:rPr>
+          <w:rFonts w:ascii="Times New Roman" w:hAnsi="Times New Roman"/>
+          <w:sz w:val="24"/>
+        </w:rPr>
+        <w:t>Влади́ко,</w:t>
+      </w:r>
+      <w:r>
+        <w:rPr>
+          <w:rFonts w:ascii="Times New Roman" w:hAnsi="Times New Roman"/>
+          <w:sz w:val="24"/>
+        </w:rPr>
+        <w:t xml:space="preserve"> </w:t>
+      </w:r>
+      <w:r>
+        <w:rPr>
+          <w:rFonts w:ascii="Times New Roman" w:hAnsi="Times New Roman"/>
+          <w:sz w:val="24"/>
+        </w:rPr>
+        <w:t>прости́</w:t>
+      </w:r>
+      <w:r>
+        <w:rPr>
+          <w:rFonts w:ascii="Times New Roman" w:hAnsi="Times New Roman"/>
+          <w:sz w:val="24"/>
+        </w:rPr>
+        <w:t xml:space="preserve"> </w:t>
+      </w:r>
+      <w:r>
+        <w:rPr>
+          <w:rFonts w:ascii="Times New Roman" w:hAnsi="Times New Roman"/>
+          <w:sz w:val="24"/>
+        </w:rPr>
+        <w:t>беззако́ння</w:t>
+      </w:r>
+      <w:r>
+        <w:rPr>
+          <w:rFonts w:ascii="Times New Roman" w:hAnsi="Times New Roman"/>
+          <w:sz w:val="24"/>
+        </w:rPr>
+        <w:t xml:space="preserve"> </w:t>
+      </w:r>
+      <w:r>
+        <w:rPr>
+          <w:rFonts w:ascii="Times New Roman" w:hAnsi="Times New Roman"/>
+          <w:sz w:val="24"/>
+        </w:rPr>
+        <w:t>на́ші;</w:t>
+      </w:r>
+      <w:r>
+        <w:rPr>
+          <w:rFonts w:ascii="Times New Roman" w:hAnsi="Times New Roman"/>
+          <w:sz w:val="24"/>
+        </w:rPr>
+        <w:t xml:space="preserve"> </w:t>
+      </w:r>
+      <w:r>
+        <w:rPr>
+          <w:rFonts w:ascii="Times New Roman" w:hAnsi="Times New Roman"/>
+          <w:sz w:val="24"/>
+        </w:rPr>
+        <w:t>Святи́й,</w:t>
+      </w:r>
+      <w:r>
+        <w:rPr>
+          <w:rFonts w:ascii="Times New Roman" w:hAnsi="Times New Roman"/>
+          <w:sz w:val="24"/>
+        </w:rPr>
+        <w:t xml:space="preserve"> </w:t>
+      </w:r>
+      <w:r>
+        <w:rPr>
+          <w:rFonts w:ascii="Times New Roman" w:hAnsi="Times New Roman"/>
+          <w:sz w:val="24"/>
+        </w:rPr>
+        <w:t>завіта́й</w:t>
+      </w:r>
+      <w:r>
+        <w:rPr>
+          <w:rFonts w:ascii="Times New Roman" w:hAnsi="Times New Roman"/>
+          <w:sz w:val="24"/>
+        </w:rPr>
+        <w:t xml:space="preserve"> </w:t>
+      </w:r>
+      <w:r>
+        <w:rPr>
+          <w:rFonts w:ascii="Times New Roman" w:hAnsi="Times New Roman"/>
+          <w:sz w:val="24"/>
+        </w:rPr>
+        <w:t>і</w:t>
+      </w:r>
+      <w:r>
+        <w:rPr>
+          <w:rFonts w:ascii="Times New Roman" w:hAnsi="Times New Roman"/>
+          <w:sz w:val="24"/>
+        </w:rPr>
+        <w:t xml:space="preserve"> </w:t>
+      </w:r>
+      <w:r>
+        <w:rPr>
+          <w:rFonts w:ascii="Times New Roman" w:hAnsi="Times New Roman"/>
+          <w:sz w:val="24"/>
+        </w:rPr>
+        <w:t>зціли́</w:t>
+      </w:r>
+      <w:r>
+        <w:rPr>
+          <w:rFonts w:ascii="Times New Roman" w:hAnsi="Times New Roman"/>
+          <w:sz w:val="24"/>
+        </w:rPr>
+        <w:t xml:space="preserve"> </w:t>
+      </w:r>
+      <w:r>
+        <w:rPr>
+          <w:rFonts w:ascii="Times New Roman" w:hAnsi="Times New Roman"/>
+          <w:sz w:val="24"/>
+        </w:rPr>
+        <w:t>не́мочі</w:t>
+      </w:r>
+      <w:r>
+        <w:rPr>
+          <w:rFonts w:ascii="Times New Roman" w:hAnsi="Times New Roman"/>
+          <w:sz w:val="24"/>
+        </w:rPr>
+        <w:t xml:space="preserve"> </w:t>
+      </w:r>
+      <w:r>
+        <w:rPr>
+          <w:rFonts w:ascii="Times New Roman" w:hAnsi="Times New Roman"/>
+          <w:sz w:val="24"/>
+        </w:rPr>
+        <w:t>на́ші,</w:t>
+      </w:r>
+      <w:r>
+        <w:rPr>
+          <w:rFonts w:ascii="Times New Roman" w:hAnsi="Times New Roman"/>
+          <w:sz w:val="24"/>
+        </w:rPr>
+        <w:t xml:space="preserve"> </w:t>
+      </w:r>
+      <w:r>
+        <w:rPr>
+          <w:rFonts w:ascii="Times New Roman" w:hAnsi="Times New Roman"/>
+          <w:sz w:val="24"/>
+        </w:rPr>
+        <w:t>І́мени</w:t>
+      </w:r>
+      <w:r>
+        <w:rPr>
+          <w:rFonts w:ascii="Times New Roman" w:hAnsi="Times New Roman"/>
+          <w:sz w:val="24"/>
+        </w:rPr>
+        <w:t xml:space="preserve"> </w:t>
+      </w:r>
+      <w:r>
+        <w:rPr>
+          <w:rFonts w:ascii="Times New Roman" w:hAnsi="Times New Roman"/>
+          <w:sz w:val="24"/>
+        </w:rPr>
+        <w:t>Твого́</w:t>
+      </w:r>
+      <w:r>
+        <w:rPr>
+          <w:rFonts w:ascii="Times New Roman" w:hAnsi="Times New Roman"/>
+          <w:sz w:val="24"/>
+        </w:rPr>
+        <w:t xml:space="preserve"> </w:t>
+      </w:r>
+      <w:r>
+        <w:rPr>
+          <w:rFonts w:ascii="Times New Roman" w:hAnsi="Times New Roman"/>
+          <w:sz w:val="24"/>
+        </w:rPr>
+        <w:t>ра́ди.</w:t>
+      </w:r>
+    </w:p>
+    <w:p>
+      <w:pPr>
+        <w:pStyle w:val="Normal"/>
+        <w:spacing w:after="120"/>
+      </w:pPr>
+      <w:r>
+        <w:rPr>
+          <w:rFonts w:ascii="Times New Roman" w:hAnsi="Times New Roman"/>
+          <w:sz w:val="24"/>
+        </w:rPr>
+        <w:t>Го́споди,</w:t>
+      </w:r>
+      <w:r>
+        <w:rPr>
+          <w:rFonts w:ascii="Times New Roman" w:hAnsi="Times New Roman"/>
+          <w:sz w:val="24"/>
+        </w:rPr>
+        <w:t xml:space="preserve"> </w:t>
+      </w:r>
+      <w:r>
+        <w:rPr>
+          <w:rFonts w:ascii="Times New Roman" w:hAnsi="Times New Roman"/>
+          <w:sz w:val="24"/>
+        </w:rPr>
+        <w:t>поми́луй.</w:t>
       </w:r>
       <w:r>
         <w:rPr>
@@ -24715,21 +24664,21 @@
           <w:rFonts w:ascii="Times New Roman" w:hAnsi="Times New Roman"/>
           <w:sz w:val="24"/>
         </w:rPr>
-        <w:t>Слава</w:t>
-      </w:r>
-      <w:r>
-        <w:rPr>
-          <w:rFonts w:ascii="Times New Roman" w:hAnsi="Times New Roman"/>
-          <w:sz w:val="24"/>
-        </w:rPr>
-        <w:t xml:space="preserve"> </w:t>
-      </w:r>
-      <w:r>
-        <w:rPr>
-          <w:rFonts w:ascii="Times New Roman" w:hAnsi="Times New Roman"/>
-          <w:sz w:val="24"/>
-        </w:rPr>
-        <w:t>Отцю,</w:t>
+        <w:t>Сла́ва</w:t>
+      </w:r>
+      <w:r>
+        <w:rPr>
+          <w:rFonts w:ascii="Times New Roman" w:hAnsi="Times New Roman"/>
+          <w:sz w:val="24"/>
+        </w:rPr>
+        <w:t xml:space="preserve"> </w:t>
+      </w:r>
+      <w:r>
+        <w:rPr>
+          <w:rFonts w:ascii="Times New Roman" w:hAnsi="Times New Roman"/>
+          <w:sz w:val="24"/>
+        </w:rPr>
+        <w:t>Отцю́,</w:t>
       </w:r>
       <w:r>
         <w:rPr>
@@ -24757,7 +24706,7 @@
           <w:rFonts w:ascii="Times New Roman" w:hAnsi="Times New Roman"/>
           <w:sz w:val="24"/>
         </w:rPr>
-        <w:t>Сину,</w:t>
+        <w:t>Си́ну,</w:t>
       </w:r>
       <w:r>
         <w:rPr>
@@ -24785,21 +24734,21 @@
           <w:rFonts w:ascii="Times New Roman" w:hAnsi="Times New Roman"/>
           <w:sz w:val="24"/>
         </w:rPr>
-        <w:t>Святому</w:t>
-      </w:r>
-      <w:r>
-        <w:rPr>
-          <w:rFonts w:ascii="Times New Roman" w:hAnsi="Times New Roman"/>
-          <w:sz w:val="24"/>
-        </w:rPr>
-        <w:t xml:space="preserve"> </w:t>
-      </w:r>
-      <w:r>
-        <w:rPr>
-          <w:rFonts w:ascii="Times New Roman" w:hAnsi="Times New Roman"/>
-          <w:sz w:val="24"/>
-        </w:rPr>
-        <w:t>Духові,*</w:t>
+        <w:t>Свято́му</w:t>
+      </w:r>
+      <w:r>
+        <w:rPr>
+          <w:rFonts w:ascii="Times New Roman" w:hAnsi="Times New Roman"/>
+          <w:sz w:val="24"/>
+        </w:rPr>
+        <w:t xml:space="preserve"> </w:t>
+      </w:r>
+      <w:r>
+        <w:rPr>
+          <w:rFonts w:ascii="Times New Roman" w:hAnsi="Times New Roman"/>
+          <w:sz w:val="24"/>
+        </w:rPr>
+        <w:t>Ду́хові,*</w:t>
       </w:r>
       <w:r>
         <w:rPr>
@@ -24827,7 +24776,7 @@
           <w:rFonts w:ascii="Times New Roman" w:hAnsi="Times New Roman"/>
           <w:sz w:val="24"/>
         </w:rPr>
-        <w:t>нині</w:t>
+        <w:t>ни́ні,</w:t>
       </w:r>
       <w:r>
         <w:rPr>
@@ -24855,7 +24804,7 @@
           <w:rFonts w:ascii="Times New Roman" w:hAnsi="Times New Roman"/>
           <w:sz w:val="24"/>
         </w:rPr>
-        <w:t>повсякчас,</w:t>
+        <w:t>повсякча́с,</w:t>
       </w:r>
       <w:r>
         <w:rPr>
@@ -24897,62 +24846,776 @@
           <w:rFonts w:ascii="Times New Roman" w:hAnsi="Times New Roman"/>
           <w:sz w:val="24"/>
         </w:rPr>
-        <w:t>віки</w:t>
-      </w:r>
-      <w:r>
-        <w:rPr>
-          <w:rFonts w:ascii="Times New Roman" w:hAnsi="Times New Roman"/>
-          <w:sz w:val="24"/>
-        </w:rPr>
-        <w:t xml:space="preserve"> </w:t>
-      </w:r>
-      <w:r>
-        <w:rPr>
-          <w:rFonts w:ascii="Times New Roman" w:hAnsi="Times New Roman"/>
-          <w:sz w:val="24"/>
-        </w:rPr>
-        <w:t>віків.</w:t>
-      </w:r>
-      <w:r>
-        <w:rPr>
-          <w:rFonts w:ascii="Times New Roman" w:hAnsi="Times New Roman"/>
-          <w:sz w:val="24"/>
-        </w:rPr>
-        <w:t xml:space="preserve"> </w:t>
-      </w:r>
-      <w:r>
-        <w:rPr>
-          <w:rFonts w:ascii="Times New Roman" w:hAnsi="Times New Roman"/>
-          <w:sz w:val="24"/>
-        </w:rPr>
-        <w:t>Амінь.</w:t>
-      </w:r>
-    </w:p>
-    <w:p>
-      <w:pPr>
-        <w:spacing w:after="120"/>
-        <w:jc w:val="both"/>
-        <w:rPr>
-          <w:rFonts w:ascii="Times New Roman" w:hAnsi="Times New Roman" w:cs="Times New Roman"/>
-          <w:sz w:val="24"/>
-          <w:szCs w:val="24"/>
-        </w:rPr>
-      </w:pPr>
-      <w:r>
-        <w:rPr>
-          <w:rFonts w:ascii="Times New Roman" w:hAnsi="Times New Roman" w:cs="Times New Roman"/>
-          <w:sz w:val="24"/>
-          <w:szCs w:val="24"/>
-        </w:rPr>
-        <w:t>Отче наш, що єси на небесах,* нехай святиться ім’я твоє,* нехай прийде царство твоє,* нехай буде воля тво</w:t>
-      </w:r>
-      <w:r>
-        <w:rPr>
-          <w:rFonts w:ascii="Times New Roman" w:hAnsi="Times New Roman" w:cs="Times New Roman"/>
-          <w:sz w:val="24"/>
-          <w:szCs w:val="24"/>
-        </w:rPr>
-        <w:t>я, як на небі, так і на землі.* Хліб наш насущний дай нам сьогодні,* і прости нам провини наші,* як і ми прощаємо винуватцям нашим,* і не введи нас у спокусу,* але визволи нас від лукавого.</w:t>
+        <w:t>ві́ки</w:t>
+      </w:r>
+      <w:r>
+        <w:rPr>
+          <w:rFonts w:ascii="Times New Roman" w:hAnsi="Times New Roman"/>
+          <w:sz w:val="24"/>
+        </w:rPr>
+        <w:t xml:space="preserve"> </w:t>
+      </w:r>
+      <w:r>
+        <w:rPr>
+          <w:rFonts w:ascii="Times New Roman" w:hAnsi="Times New Roman"/>
+          <w:sz w:val="24"/>
+        </w:rPr>
+        <w:t>вікі́в.</w:t>
+      </w:r>
+      <w:r>
+        <w:rPr>
+          <w:rFonts w:ascii="Times New Roman" w:hAnsi="Times New Roman"/>
+          <w:sz w:val="24"/>
+        </w:rPr>
+        <w:t xml:space="preserve"> </w:t>
+      </w:r>
+      <w:r>
+        <w:rPr>
+          <w:rFonts w:ascii="Times New Roman" w:hAnsi="Times New Roman"/>
+          <w:sz w:val="24"/>
+        </w:rPr>
+        <w:t>Амі́нь.</w:t>
+      </w:r>
+    </w:p>
+    <w:p>
+      <w:pPr>
+        <w:pStyle w:val="Normal"/>
+        <w:spacing w:after="120"/>
+      </w:pPr>
+      <w:r>
+        <w:rPr>
+          <w:rFonts w:ascii="Times New Roman" w:hAnsi="Times New Roman"/>
+          <w:sz w:val="24"/>
+        </w:rPr>
+        <w:t>О́тче</w:t>
+      </w:r>
+      <w:r>
+        <w:rPr>
+          <w:rFonts w:ascii="Times New Roman" w:hAnsi="Times New Roman"/>
+          <w:sz w:val="24"/>
+        </w:rPr>
+        <w:t xml:space="preserve"> </w:t>
+      </w:r>
+      <w:r>
+        <w:rPr>
+          <w:rFonts w:ascii="Times New Roman" w:hAnsi="Times New Roman"/>
+          <w:sz w:val="24"/>
+        </w:rPr>
+        <w:t>наш,</w:t>
+      </w:r>
+      <w:r>
+        <w:rPr>
+          <w:rFonts w:ascii="Times New Roman" w:hAnsi="Times New Roman"/>
+          <w:sz w:val="24"/>
+        </w:rPr>
+        <w:t xml:space="preserve"> </w:t>
+      </w:r>
+      <w:r>
+        <w:rPr>
+          <w:rFonts w:ascii="Times New Roman" w:hAnsi="Times New Roman"/>
+          <w:sz w:val="24"/>
+        </w:rPr>
+        <w:t>що</w:t>
+      </w:r>
+      <w:r>
+        <w:rPr>
+          <w:rFonts w:ascii="Times New Roman" w:hAnsi="Times New Roman"/>
+          <w:sz w:val="24"/>
+        </w:rPr>
+        <w:t xml:space="preserve"> </w:t>
+      </w:r>
+      <w:r>
+        <w:rPr>
+          <w:rFonts w:ascii="Times New Roman" w:hAnsi="Times New Roman"/>
+          <w:sz w:val="24"/>
+        </w:rPr>
+        <w:t>єси́</w:t>
+      </w:r>
+      <w:r>
+        <w:rPr>
+          <w:rFonts w:ascii="Times New Roman" w:hAnsi="Times New Roman"/>
+          <w:sz w:val="24"/>
+        </w:rPr>
+        <w:t xml:space="preserve"> </w:t>
+      </w:r>
+      <w:r>
+        <w:rPr>
+          <w:rFonts w:ascii="Times New Roman" w:hAnsi="Times New Roman"/>
+          <w:sz w:val="24"/>
+        </w:rPr>
+        <w:t>на</w:t>
+      </w:r>
+      <w:r>
+        <w:rPr>
+          <w:rFonts w:ascii="Times New Roman" w:hAnsi="Times New Roman"/>
+          <w:sz w:val="24"/>
+        </w:rPr>
+        <w:t xml:space="preserve"> </w:t>
+      </w:r>
+      <w:r>
+        <w:rPr>
+          <w:rFonts w:ascii="Times New Roman" w:hAnsi="Times New Roman"/>
+          <w:sz w:val="24"/>
+        </w:rPr>
+        <w:t>небеса́х,*</w:t>
+      </w:r>
+      <w:r>
+        <w:rPr>
+          <w:rFonts w:ascii="Times New Roman" w:hAnsi="Times New Roman"/>
+          <w:sz w:val="24"/>
+        </w:rPr>
+        <w:t xml:space="preserve"> </w:t>
+      </w:r>
+      <w:r>
+        <w:rPr>
+          <w:rFonts w:ascii="Times New Roman" w:hAnsi="Times New Roman"/>
+          <w:sz w:val="24"/>
+        </w:rPr>
+        <w:t>неха́й</w:t>
+      </w:r>
+      <w:r>
+        <w:rPr>
+          <w:rFonts w:ascii="Times New Roman" w:hAnsi="Times New Roman"/>
+          <w:sz w:val="24"/>
+        </w:rPr>
+        <w:t xml:space="preserve"> </w:t>
+      </w:r>
+      <w:r>
+        <w:rPr>
+          <w:rFonts w:ascii="Times New Roman" w:hAnsi="Times New Roman"/>
+          <w:sz w:val="24"/>
+        </w:rPr>
+        <w:t>святи́ться</w:t>
+      </w:r>
+      <w:r>
+        <w:rPr>
+          <w:rFonts w:ascii="Times New Roman" w:hAnsi="Times New Roman"/>
+          <w:sz w:val="24"/>
+        </w:rPr>
+        <w:t xml:space="preserve"> </w:t>
+      </w:r>
+      <w:r>
+        <w:rPr>
+          <w:rFonts w:ascii="Times New Roman" w:hAnsi="Times New Roman"/>
+          <w:sz w:val="24"/>
+        </w:rPr>
+        <w:t>ім’я́</w:t>
+      </w:r>
+      <w:r>
+        <w:rPr>
+          <w:rFonts w:ascii="Times New Roman" w:hAnsi="Times New Roman"/>
+          <w:sz w:val="24"/>
+        </w:rPr>
+        <w:t xml:space="preserve"> </w:t>
+      </w:r>
+      <w:r>
+        <w:rPr>
+          <w:rFonts w:ascii="Times New Roman" w:hAnsi="Times New Roman"/>
+          <w:sz w:val="24"/>
+        </w:rPr>
+        <w:t>Твоє́,*</w:t>
+      </w:r>
+      <w:r>
+        <w:rPr>
+          <w:rFonts w:ascii="Times New Roman" w:hAnsi="Times New Roman"/>
+          <w:sz w:val="24"/>
+        </w:rPr>
+        <w:t xml:space="preserve"> </w:t>
+      </w:r>
+      <w:r>
+        <w:rPr>
+          <w:rFonts w:ascii="Times New Roman" w:hAnsi="Times New Roman"/>
+          <w:sz w:val="24"/>
+        </w:rPr>
+        <w:t>неха́й</w:t>
+      </w:r>
+      <w:r>
+        <w:rPr>
+          <w:rFonts w:ascii="Times New Roman" w:hAnsi="Times New Roman"/>
+          <w:sz w:val="24"/>
+        </w:rPr>
+        <w:t xml:space="preserve"> </w:t>
+      </w:r>
+      <w:r>
+        <w:rPr>
+          <w:rFonts w:ascii="Times New Roman" w:hAnsi="Times New Roman"/>
+          <w:sz w:val="24"/>
+        </w:rPr>
+        <w:t>при́йде</w:t>
+      </w:r>
+      <w:r>
+        <w:rPr>
+          <w:rFonts w:ascii="Times New Roman" w:hAnsi="Times New Roman"/>
+          <w:sz w:val="24"/>
+        </w:rPr>
+        <w:t xml:space="preserve"> </w:t>
+      </w:r>
+      <w:r>
+        <w:rPr>
+          <w:rFonts w:ascii="Times New Roman" w:hAnsi="Times New Roman"/>
+          <w:sz w:val="24"/>
+        </w:rPr>
+        <w:t>ца́рство</w:t>
+      </w:r>
+      <w:r>
+        <w:rPr>
+          <w:rFonts w:ascii="Times New Roman" w:hAnsi="Times New Roman"/>
+          <w:sz w:val="24"/>
+        </w:rPr>
+        <w:t xml:space="preserve"> </w:t>
+      </w:r>
+      <w:r>
+        <w:rPr>
+          <w:rFonts w:ascii="Times New Roman" w:hAnsi="Times New Roman"/>
+          <w:sz w:val="24"/>
+        </w:rPr>
+        <w:t>Твоє́,*</w:t>
+      </w:r>
+      <w:r>
+        <w:rPr>
+          <w:rFonts w:ascii="Times New Roman" w:hAnsi="Times New Roman"/>
+          <w:sz w:val="24"/>
+        </w:rPr>
+        <w:t xml:space="preserve"> </w:t>
+      </w:r>
+      <w:r>
+        <w:rPr>
+          <w:rFonts w:ascii="Times New Roman" w:hAnsi="Times New Roman"/>
+          <w:sz w:val="24"/>
+        </w:rPr>
+        <w:t>неха́й</w:t>
+      </w:r>
+      <w:r>
+        <w:rPr>
+          <w:rFonts w:ascii="Times New Roman" w:hAnsi="Times New Roman"/>
+          <w:sz w:val="24"/>
+        </w:rPr>
+        <w:t xml:space="preserve"> </w:t>
+      </w:r>
+      <w:r>
+        <w:rPr>
+          <w:rFonts w:ascii="Times New Roman" w:hAnsi="Times New Roman"/>
+          <w:sz w:val="24"/>
+        </w:rPr>
+        <w:t>бу́де</w:t>
+      </w:r>
+      <w:r>
+        <w:rPr>
+          <w:rFonts w:ascii="Times New Roman" w:hAnsi="Times New Roman"/>
+          <w:sz w:val="24"/>
+        </w:rPr>
+        <w:t xml:space="preserve"> </w:t>
+      </w:r>
+      <w:r>
+        <w:rPr>
+          <w:rFonts w:ascii="Times New Roman" w:hAnsi="Times New Roman"/>
+          <w:sz w:val="24"/>
+        </w:rPr>
+        <w:t>во́ля</w:t>
+      </w:r>
+      <w:r>
+        <w:rPr>
+          <w:rFonts w:ascii="Times New Roman" w:hAnsi="Times New Roman"/>
+          <w:sz w:val="24"/>
+        </w:rPr>
+        <w:t xml:space="preserve"> </w:t>
+      </w:r>
+      <w:r>
+        <w:rPr>
+          <w:rFonts w:ascii="Times New Roman" w:hAnsi="Times New Roman"/>
+          <w:sz w:val="24"/>
+        </w:rPr>
+        <w:t>Твоя́,</w:t>
+      </w:r>
+      <w:r>
+        <w:rPr>
+          <w:rFonts w:ascii="Times New Roman" w:hAnsi="Times New Roman"/>
+          <w:sz w:val="24"/>
+        </w:rPr>
+        <w:t xml:space="preserve"> </w:t>
+      </w:r>
+      <w:r>
+        <w:rPr>
+          <w:rFonts w:ascii="Times New Roman" w:hAnsi="Times New Roman"/>
+          <w:sz w:val="24"/>
+        </w:rPr>
+        <w:t>як</w:t>
+      </w:r>
+      <w:r>
+        <w:rPr>
+          <w:rFonts w:ascii="Times New Roman" w:hAnsi="Times New Roman"/>
+          <w:sz w:val="24"/>
+        </w:rPr>
+        <w:t xml:space="preserve"> </w:t>
+      </w:r>
+      <w:r>
+        <w:rPr>
+          <w:rFonts w:ascii="Times New Roman" w:hAnsi="Times New Roman"/>
+          <w:sz w:val="24"/>
+        </w:rPr>
+        <w:t>на</w:t>
+      </w:r>
+      <w:r>
+        <w:rPr>
+          <w:rFonts w:ascii="Times New Roman" w:hAnsi="Times New Roman"/>
+          <w:sz w:val="24"/>
+        </w:rPr>
+        <w:t xml:space="preserve"> </w:t>
+      </w:r>
+      <w:r>
+        <w:rPr>
+          <w:rFonts w:ascii="Times New Roman" w:hAnsi="Times New Roman"/>
+          <w:sz w:val="24"/>
+        </w:rPr>
+        <w:t>не́бі,</w:t>
+      </w:r>
+      <w:r>
+        <w:rPr>
+          <w:rFonts w:ascii="Times New Roman" w:hAnsi="Times New Roman"/>
+          <w:sz w:val="24"/>
+        </w:rPr>
+        <w:t xml:space="preserve"> </w:t>
+      </w:r>
+      <w:r>
+        <w:rPr>
+          <w:rFonts w:ascii="Times New Roman" w:hAnsi="Times New Roman"/>
+          <w:sz w:val="24"/>
+        </w:rPr>
+        <w:t>так</w:t>
+      </w:r>
+      <w:r>
+        <w:rPr>
+          <w:rFonts w:ascii="Times New Roman" w:hAnsi="Times New Roman"/>
+          <w:sz w:val="24"/>
+        </w:rPr>
+        <w:t xml:space="preserve"> </w:t>
+      </w:r>
+      <w:r>
+        <w:rPr>
+          <w:rFonts w:ascii="Times New Roman" w:hAnsi="Times New Roman"/>
+          <w:sz w:val="24"/>
+        </w:rPr>
+        <w:t>і</w:t>
+      </w:r>
+      <w:r>
+        <w:rPr>
+          <w:rFonts w:ascii="Times New Roman" w:hAnsi="Times New Roman"/>
+          <w:sz w:val="24"/>
+        </w:rPr>
+        <w:t xml:space="preserve"> </w:t>
+      </w:r>
+      <w:r>
+        <w:rPr>
+          <w:rFonts w:ascii="Times New Roman" w:hAnsi="Times New Roman"/>
+          <w:sz w:val="24"/>
+        </w:rPr>
+        <w:t>на</w:t>
+      </w:r>
+      <w:r>
+        <w:rPr>
+          <w:rFonts w:ascii="Times New Roman" w:hAnsi="Times New Roman"/>
+          <w:sz w:val="24"/>
+        </w:rPr>
+        <w:t xml:space="preserve"> </w:t>
+      </w:r>
+      <w:r>
+        <w:rPr>
+          <w:rFonts w:ascii="Times New Roman" w:hAnsi="Times New Roman"/>
+          <w:sz w:val="24"/>
+        </w:rPr>
+        <w:t>землі́.*</w:t>
+      </w:r>
+      <w:r>
+        <w:rPr>
+          <w:rFonts w:ascii="Times New Roman" w:hAnsi="Times New Roman"/>
+          <w:sz w:val="24"/>
+        </w:rPr>
+        <w:t xml:space="preserve"> </w:t>
+      </w:r>
+      <w:r>
+        <w:rPr>
+          <w:rFonts w:ascii="Times New Roman" w:hAnsi="Times New Roman"/>
+          <w:sz w:val="24"/>
+        </w:rPr>
+        <w:t>Хліб</w:t>
+      </w:r>
+      <w:r>
+        <w:rPr>
+          <w:rFonts w:ascii="Times New Roman" w:hAnsi="Times New Roman"/>
+          <w:sz w:val="24"/>
+        </w:rPr>
+        <w:t xml:space="preserve"> </w:t>
+      </w:r>
+      <w:r>
+        <w:rPr>
+          <w:rFonts w:ascii="Times New Roman" w:hAnsi="Times New Roman"/>
+          <w:sz w:val="24"/>
+        </w:rPr>
+        <w:t>наш</w:t>
+      </w:r>
+      <w:r>
+        <w:rPr>
+          <w:rFonts w:ascii="Times New Roman" w:hAnsi="Times New Roman"/>
+          <w:sz w:val="24"/>
+        </w:rPr>
+        <w:t xml:space="preserve"> </w:t>
+      </w:r>
+      <w:r>
+        <w:rPr>
+          <w:rFonts w:ascii="Times New Roman" w:hAnsi="Times New Roman"/>
+          <w:sz w:val="24"/>
+        </w:rPr>
+        <w:t>насу́щний</w:t>
+      </w:r>
+      <w:r>
+        <w:rPr>
+          <w:rFonts w:ascii="Times New Roman" w:hAnsi="Times New Roman"/>
+          <w:sz w:val="24"/>
+        </w:rPr>
+        <w:t xml:space="preserve"> </w:t>
+      </w:r>
+      <w:r>
+        <w:rPr>
+          <w:rFonts w:ascii="Times New Roman" w:hAnsi="Times New Roman"/>
+          <w:sz w:val="24"/>
+        </w:rPr>
+        <w:t>дай</w:t>
+      </w:r>
+      <w:r>
+        <w:rPr>
+          <w:rFonts w:ascii="Times New Roman" w:hAnsi="Times New Roman"/>
+          <w:sz w:val="24"/>
+        </w:rPr>
+        <w:t xml:space="preserve"> </w:t>
+      </w:r>
+      <w:r>
+        <w:rPr>
+          <w:rFonts w:ascii="Times New Roman" w:hAnsi="Times New Roman"/>
+          <w:sz w:val="24"/>
+        </w:rPr>
+        <w:t>нам</w:t>
+      </w:r>
+      <w:r>
+        <w:rPr>
+          <w:rFonts w:ascii="Times New Roman" w:hAnsi="Times New Roman"/>
+          <w:sz w:val="24"/>
+        </w:rPr>
+        <w:t xml:space="preserve"> </w:t>
+      </w:r>
+      <w:r>
+        <w:rPr>
+          <w:rFonts w:ascii="Times New Roman" w:hAnsi="Times New Roman"/>
+          <w:sz w:val="24"/>
+        </w:rPr>
+        <w:t>сього́дні;*</w:t>
+      </w:r>
+      <w:r>
+        <w:rPr>
+          <w:rFonts w:ascii="Times New Roman" w:hAnsi="Times New Roman"/>
+          <w:sz w:val="24"/>
+        </w:rPr>
+        <w:t xml:space="preserve"> </w:t>
+      </w:r>
+      <w:r>
+        <w:rPr>
+          <w:rFonts w:ascii="Times New Roman" w:hAnsi="Times New Roman"/>
+          <w:sz w:val="24"/>
+        </w:rPr>
+        <w:t>і</w:t>
+      </w:r>
+      <w:r>
+        <w:rPr>
+          <w:rFonts w:ascii="Times New Roman" w:hAnsi="Times New Roman"/>
+          <w:sz w:val="24"/>
+        </w:rPr>
+        <w:t xml:space="preserve"> </w:t>
+      </w:r>
+      <w:r>
+        <w:rPr>
+          <w:rFonts w:ascii="Times New Roman" w:hAnsi="Times New Roman"/>
+          <w:sz w:val="24"/>
+        </w:rPr>
+        <w:t>прости́</w:t>
+      </w:r>
+      <w:r>
+        <w:rPr>
+          <w:rFonts w:ascii="Times New Roman" w:hAnsi="Times New Roman"/>
+          <w:sz w:val="24"/>
+        </w:rPr>
+        <w:t xml:space="preserve"> </w:t>
+      </w:r>
+      <w:r>
+        <w:rPr>
+          <w:rFonts w:ascii="Times New Roman" w:hAnsi="Times New Roman"/>
+          <w:sz w:val="24"/>
+        </w:rPr>
+        <w:t>нам</w:t>
+      </w:r>
+      <w:r>
+        <w:rPr>
+          <w:rFonts w:ascii="Times New Roman" w:hAnsi="Times New Roman"/>
+          <w:sz w:val="24"/>
+        </w:rPr>
+        <w:t xml:space="preserve"> </w:t>
+      </w:r>
+      <w:r>
+        <w:rPr>
+          <w:rFonts w:ascii="Times New Roman" w:hAnsi="Times New Roman"/>
+          <w:sz w:val="24"/>
+        </w:rPr>
+        <w:t>прови́ни</w:t>
+      </w:r>
+      <w:r>
+        <w:rPr>
+          <w:rFonts w:ascii="Times New Roman" w:hAnsi="Times New Roman"/>
+          <w:sz w:val="24"/>
+        </w:rPr>
+        <w:t xml:space="preserve"> </w:t>
+      </w:r>
+      <w:r>
+        <w:rPr>
+          <w:rFonts w:ascii="Times New Roman" w:hAnsi="Times New Roman"/>
+          <w:sz w:val="24"/>
+        </w:rPr>
+        <w:t>на́ші,*</w:t>
+      </w:r>
+      <w:r>
+        <w:rPr>
+          <w:rFonts w:ascii="Times New Roman" w:hAnsi="Times New Roman"/>
+          <w:sz w:val="24"/>
+        </w:rPr>
+        <w:t xml:space="preserve"> </w:t>
+      </w:r>
+      <w:r>
+        <w:rPr>
+          <w:rFonts w:ascii="Times New Roman" w:hAnsi="Times New Roman"/>
+          <w:sz w:val="24"/>
+        </w:rPr>
+        <w:t>як</w:t>
+      </w:r>
+      <w:r>
+        <w:rPr>
+          <w:rFonts w:ascii="Times New Roman" w:hAnsi="Times New Roman"/>
+          <w:sz w:val="24"/>
+        </w:rPr>
+        <w:t xml:space="preserve"> </w:t>
+      </w:r>
+      <w:r>
+        <w:rPr>
+          <w:rFonts w:ascii="Times New Roman" w:hAnsi="Times New Roman"/>
+          <w:sz w:val="24"/>
+        </w:rPr>
+        <w:t>і</w:t>
+      </w:r>
+      <w:r>
+        <w:rPr>
+          <w:rFonts w:ascii="Times New Roman" w:hAnsi="Times New Roman"/>
+          <w:sz w:val="24"/>
+        </w:rPr>
+        <w:t xml:space="preserve"> </w:t>
+      </w:r>
+      <w:r>
+        <w:rPr>
+          <w:rFonts w:ascii="Times New Roman" w:hAnsi="Times New Roman"/>
+          <w:sz w:val="24"/>
+        </w:rPr>
+        <w:t>ми</w:t>
+      </w:r>
+      <w:r>
+        <w:rPr>
+          <w:rFonts w:ascii="Times New Roman" w:hAnsi="Times New Roman"/>
+          <w:sz w:val="24"/>
+        </w:rPr>
+        <w:t xml:space="preserve"> </w:t>
+      </w:r>
+      <w:r>
+        <w:rPr>
+          <w:rFonts w:ascii="Times New Roman" w:hAnsi="Times New Roman"/>
+          <w:sz w:val="24"/>
+        </w:rPr>
+        <w:t>проща́ємо</w:t>
+      </w:r>
+      <w:r>
+        <w:rPr>
+          <w:rFonts w:ascii="Times New Roman" w:hAnsi="Times New Roman"/>
+          <w:sz w:val="24"/>
+        </w:rPr>
+        <w:t xml:space="preserve"> </w:t>
+      </w:r>
+      <w:r>
+        <w:rPr>
+          <w:rFonts w:ascii="Times New Roman" w:hAnsi="Times New Roman"/>
+          <w:sz w:val="24"/>
+        </w:rPr>
+        <w:t>винува́тцям</w:t>
+      </w:r>
+      <w:r>
+        <w:rPr>
+          <w:rFonts w:ascii="Times New Roman" w:hAnsi="Times New Roman"/>
+          <w:sz w:val="24"/>
+        </w:rPr>
+        <w:t xml:space="preserve"> </w:t>
+      </w:r>
+      <w:r>
+        <w:rPr>
+          <w:rFonts w:ascii="Times New Roman" w:hAnsi="Times New Roman"/>
+          <w:sz w:val="24"/>
+        </w:rPr>
+        <w:t>на́шим;*</w:t>
+      </w:r>
+      <w:r>
+        <w:rPr>
+          <w:rFonts w:ascii="Times New Roman" w:hAnsi="Times New Roman"/>
+          <w:sz w:val="24"/>
+        </w:rPr>
+        <w:t xml:space="preserve"> </w:t>
+      </w:r>
+      <w:r>
+        <w:rPr>
+          <w:rFonts w:ascii="Times New Roman" w:hAnsi="Times New Roman"/>
+          <w:sz w:val="24"/>
+        </w:rPr>
+        <w:t>і</w:t>
+      </w:r>
+      <w:r>
+        <w:rPr>
+          <w:rFonts w:ascii="Times New Roman" w:hAnsi="Times New Roman"/>
+          <w:sz w:val="24"/>
+        </w:rPr>
+        <w:t xml:space="preserve"> </w:t>
+      </w:r>
+      <w:r>
+        <w:rPr>
+          <w:rFonts w:ascii="Times New Roman" w:hAnsi="Times New Roman"/>
+          <w:sz w:val="24"/>
+        </w:rPr>
+        <w:t>не</w:t>
+      </w:r>
+      <w:r>
+        <w:rPr>
+          <w:rFonts w:ascii="Times New Roman" w:hAnsi="Times New Roman"/>
+          <w:sz w:val="24"/>
+        </w:rPr>
+        <w:t xml:space="preserve"> </w:t>
+      </w:r>
+      <w:r>
+        <w:rPr>
+          <w:rFonts w:ascii="Times New Roman" w:hAnsi="Times New Roman"/>
+          <w:sz w:val="24"/>
+        </w:rPr>
+        <w:t>введи́</w:t>
+      </w:r>
+      <w:r>
+        <w:rPr>
+          <w:rFonts w:ascii="Times New Roman" w:hAnsi="Times New Roman"/>
+          <w:sz w:val="24"/>
+        </w:rPr>
+        <w:t xml:space="preserve"> </w:t>
+      </w:r>
+      <w:r>
+        <w:rPr>
+          <w:rFonts w:ascii="Times New Roman" w:hAnsi="Times New Roman"/>
+          <w:sz w:val="24"/>
+        </w:rPr>
+        <w:t>нас</w:t>
+      </w:r>
+      <w:r>
+        <w:rPr>
+          <w:rFonts w:ascii="Times New Roman" w:hAnsi="Times New Roman"/>
+          <w:sz w:val="24"/>
+        </w:rPr>
+        <w:t xml:space="preserve"> </w:t>
+      </w:r>
+      <w:r>
+        <w:rPr>
+          <w:rFonts w:ascii="Times New Roman" w:hAnsi="Times New Roman"/>
+          <w:sz w:val="24"/>
+        </w:rPr>
+        <w:t>у</w:t>
+      </w:r>
+      <w:r>
+        <w:rPr>
+          <w:rFonts w:ascii="Times New Roman" w:hAnsi="Times New Roman"/>
+          <w:sz w:val="24"/>
+        </w:rPr>
+        <w:t xml:space="preserve"> </w:t>
+      </w:r>
+      <w:r>
+        <w:rPr>
+          <w:rFonts w:ascii="Times New Roman" w:hAnsi="Times New Roman"/>
+          <w:sz w:val="24"/>
+        </w:rPr>
+        <w:t>споку́су,*</w:t>
+      </w:r>
+      <w:r>
+        <w:rPr>
+          <w:rFonts w:ascii="Times New Roman" w:hAnsi="Times New Roman"/>
+          <w:sz w:val="24"/>
+        </w:rPr>
+        <w:t xml:space="preserve"> </w:t>
+      </w:r>
+      <w:r>
+        <w:rPr>
+          <w:rFonts w:ascii="Times New Roman" w:hAnsi="Times New Roman"/>
+          <w:sz w:val="24"/>
+        </w:rPr>
+        <w:t>але́</w:t>
+      </w:r>
+      <w:r>
+        <w:rPr>
+          <w:rFonts w:ascii="Times New Roman" w:hAnsi="Times New Roman"/>
+          <w:sz w:val="24"/>
+        </w:rPr>
+        <w:t xml:space="preserve"> </w:t>
+      </w:r>
+      <w:r>
+        <w:rPr>
+          <w:rFonts w:ascii="Times New Roman" w:hAnsi="Times New Roman"/>
+          <w:sz w:val="24"/>
+        </w:rPr>
+        <w:t>ви́зволи</w:t>
+      </w:r>
+      <w:r>
+        <w:rPr>
+          <w:rFonts w:ascii="Times New Roman" w:hAnsi="Times New Roman"/>
+          <w:sz w:val="24"/>
+        </w:rPr>
+        <w:t xml:space="preserve"> </w:t>
+      </w:r>
+      <w:r>
+        <w:rPr>
+          <w:rFonts w:ascii="Times New Roman" w:hAnsi="Times New Roman"/>
+          <w:sz w:val="24"/>
+        </w:rPr>
+        <w:t>нас</w:t>
+      </w:r>
+      <w:r>
+        <w:rPr>
+          <w:rFonts w:ascii="Times New Roman" w:hAnsi="Times New Roman"/>
+          <w:sz w:val="24"/>
+        </w:rPr>
+        <w:t xml:space="preserve"> </w:t>
+      </w:r>
+      <w:r>
+        <w:rPr>
+          <w:rFonts w:ascii="Times New Roman" w:hAnsi="Times New Roman"/>
+          <w:sz w:val="24"/>
+        </w:rPr>
+        <w:t>від</w:t>
+      </w:r>
+      <w:r>
+        <w:rPr>
+          <w:rFonts w:ascii="Times New Roman" w:hAnsi="Times New Roman"/>
+          <w:sz w:val="24"/>
+        </w:rPr>
+        <w:t xml:space="preserve"> </w:t>
+      </w:r>
+      <w:r>
+        <w:rPr>
+          <w:rFonts w:ascii="Times New Roman" w:hAnsi="Times New Roman"/>
+          <w:sz w:val="24"/>
+        </w:rPr>
+        <w:t>лука́вого.</w:t>
       </w:r>
     </w:p>
     <w:p>
